--- a/dataset/guides/SW/guide/IT-SW-001_업무용 SW 설치 가이드.docx
+++ b/dataset/guides/SW/guide/IT-SW-001_업무용 SW 설치 가이드.docx
@@ -2,7 +2,6 @@
 <file path=word/document.xml><?xml version="1.0" encoding="utf-8"?>
 <w:document xmlns:wpc="http://schemas.microsoft.com/office/word/2010/wordprocessingCanvas" xmlns:mo="http://schemas.microsoft.com/office/mac/office/2008/main" xmlns:mc="http://schemas.openxmlformats.org/markup-compatibility/2006" xmlns:mv="urn:schemas-microsoft-com:mac:vml" xmlns:o="urn:schemas-microsoft-com:office:office" xmlns:r="http://schemas.openxmlformats.org/officeDocument/2006/relationships" xmlns:m="http://schemas.openxmlformats.org/officeDocument/2006/math" xmlns:v="urn:schemas-microsoft-com:vml" xmlns:wp14="http://schemas.microsoft.com/office/word/2010/wordprocessingDrawing" xmlns:wp="http://schemas.openxmlformats.org/drawingml/2006/wordprocessingDrawing" xmlns:w10="urn:schemas-microsoft-com:office:word" xmlns:w="http://schemas.openxmlformats.org/wordprocessingml/2006/main" xmlns:w14="http://schemas.microsoft.com/office/word/2010/wordml" xmlns:wpg="http://schemas.microsoft.com/office/word/2010/wordprocessingGroup" xmlns:wpi="http://schemas.microsoft.com/office/word/2010/wordprocessingInk" xmlns:wne="http://schemas.microsoft.com/office/word/2006/wordml" xmlns:wps="http://schemas.microsoft.com/office/word/2010/wordprocessingShape" mc:Ignorable="w14 wp14">
   <w:body>
-    <w:p/>
     <w:p>
       <w:pPr>
         <w:pStyle w:val="Title"/>
@@ -39,11 +38,6 @@
       </w:r>
     </w:p>
     <w:p>
-      <w:r>
-        <w:br w:type="page"/>
-      </w:r>
-    </w:p>
-    <w:p>
       <w:pPr>
         <w:pStyle w:val="Heading1"/>
       </w:pPr>
@@ -54,6 +48,8 @@
     <w:p>
       <w:pPr>
         <w:pStyle w:val="Heading1"/>
+        <w:keepNext/>
+        <w:pageBreakBefore w:val="0"/>
       </w:pPr>
       <w:r>
         <w:t>업무용 SW 종류 및 설치 경로</w:t>
@@ -62,6 +58,7 @@
     <w:p>
       <w:pPr>
         <w:pStyle w:val="Heading2"/>
+        <w:keepNext/>
       </w:pPr>
       <w:r>
         <w:t>1. 가이드 대상 SW</w:t>
@@ -80,12 +77,20 @@
         <w:gridCol w:w="2412"/>
       </w:tblGrid>
       <w:tr>
+        <w:trPr>
+          <w:cantSplit/>
+          <w:tblHeader/>
+        </w:trPr>
         <w:tc>
           <w:tcPr>
             <w:tcW w:type="dxa" w:w="2412"/>
             <w:shd w:val="clear" w:color="auto" w:fill="1F3A5F"/>
           </w:tcPr>
           <w:p>
+            <w:pPr>
+              <w:keepNext/>
+              <w:spacing w:after="40" w:before="40"/>
+            </w:pPr>
             <w:r/>
             <w:r>
               <w:rPr>
@@ -103,6 +108,10 @@
             <w:shd w:val="clear" w:color="auto" w:fill="1F3A5F"/>
           </w:tcPr>
           <w:p>
+            <w:pPr>
+              <w:keepNext/>
+              <w:spacing w:after="40" w:before="40"/>
+            </w:pPr>
             <w:r/>
             <w:r>
               <w:rPr>
@@ -120,6 +129,10 @@
             <w:shd w:val="clear" w:color="auto" w:fill="1F3A5F"/>
           </w:tcPr>
           <w:p>
+            <w:pPr>
+              <w:keepNext/>
+              <w:spacing w:after="40" w:before="40"/>
+            </w:pPr>
             <w:r/>
             <w:r>
               <w:rPr>
@@ -137,6 +150,10 @@
             <w:shd w:val="clear" w:color="auto" w:fill="1F3A5F"/>
           </w:tcPr>
           <w:p>
+            <w:pPr>
+              <w:keepNext/>
+              <w:spacing w:after="40" w:before="40"/>
+            </w:pPr>
             <w:r/>
             <w:r>
               <w:rPr>
@@ -150,12 +167,19 @@
         </w:tc>
       </w:tr>
       <w:tr>
+        <w:trPr>
+          <w:cantSplit/>
+        </w:trPr>
         <w:tc>
           <w:tcPr>
             <w:tcW w:type="dxa" w:w="2412"/>
             <w:shd w:val="clear" w:color="auto" w:fill="EDEFF3"/>
           </w:tcPr>
           <w:p>
+            <w:pPr>
+              <w:keepNext/>
+              <w:spacing w:after="40" w:before="40"/>
+            </w:pPr>
             <w:r/>
             <w:r>
               <w:rPr>
@@ -171,6 +195,10 @@
             <w:tcW w:type="dxa" w:w="2412"/>
           </w:tcPr>
           <w:p>
+            <w:pPr>
+              <w:keepNext/>
+              <w:spacing w:after="40" w:before="40"/>
+            </w:pPr>
             <w:r/>
             <w:r>
               <w:rPr>
@@ -185,6 +213,10 @@
             <w:tcW w:type="dxa" w:w="2412"/>
           </w:tcPr>
           <w:p>
+            <w:pPr>
+              <w:keepNext/>
+              <w:spacing w:after="40" w:before="40"/>
+            </w:pPr>
             <w:r/>
             <w:r>
               <w:rPr>
@@ -199,6 +231,10 @@
             <w:tcW w:type="dxa" w:w="2412"/>
           </w:tcPr>
           <w:p>
+            <w:pPr>
+              <w:keepNext/>
+              <w:spacing w:after="40" w:before="40"/>
+            </w:pPr>
             <w:r/>
             <w:r>
               <w:rPr>
@@ -210,12 +246,19 @@
         </w:tc>
       </w:tr>
       <w:tr>
+        <w:trPr>
+          <w:cantSplit/>
+        </w:trPr>
         <w:tc>
           <w:tcPr>
             <w:tcW w:type="dxa" w:w="2412"/>
             <w:shd w:val="clear" w:color="auto" w:fill="EDEFF3"/>
           </w:tcPr>
           <w:p>
+            <w:pPr>
+              <w:keepNext/>
+              <w:spacing w:after="40" w:before="40"/>
+            </w:pPr>
             <w:r/>
             <w:r>
               <w:rPr>
@@ -231,6 +274,10 @@
             <w:tcW w:type="dxa" w:w="2412"/>
           </w:tcPr>
           <w:p>
+            <w:pPr>
+              <w:keepNext/>
+              <w:spacing w:after="40" w:before="40"/>
+            </w:pPr>
             <w:r/>
             <w:r>
               <w:rPr>
@@ -245,6 +292,10 @@
             <w:tcW w:type="dxa" w:w="2412"/>
           </w:tcPr>
           <w:p>
+            <w:pPr>
+              <w:keepNext/>
+              <w:spacing w:after="40" w:before="40"/>
+            </w:pPr>
             <w:r/>
             <w:r>
               <w:rPr>
@@ -259,6 +310,10 @@
             <w:tcW w:type="dxa" w:w="2412"/>
           </w:tcPr>
           <w:p>
+            <w:pPr>
+              <w:keepNext/>
+              <w:spacing w:after="40" w:before="40"/>
+            </w:pPr>
             <w:r/>
             <w:r>
               <w:rPr>
@@ -270,12 +325,19 @@
         </w:tc>
       </w:tr>
       <w:tr>
+        <w:trPr>
+          <w:cantSplit/>
+        </w:trPr>
         <w:tc>
           <w:tcPr>
             <w:tcW w:type="dxa" w:w="2412"/>
             <w:shd w:val="clear" w:color="auto" w:fill="EDEFF3"/>
           </w:tcPr>
           <w:p>
+            <w:pPr>
+              <w:keepNext/>
+              <w:spacing w:after="40" w:before="40"/>
+            </w:pPr>
             <w:r/>
             <w:r>
               <w:rPr>
@@ -291,6 +353,10 @@
             <w:tcW w:type="dxa" w:w="2412"/>
           </w:tcPr>
           <w:p>
+            <w:pPr>
+              <w:keepNext/>
+              <w:spacing w:after="40" w:before="40"/>
+            </w:pPr>
             <w:r/>
             <w:r>
               <w:rPr>
@@ -305,6 +371,10 @@
             <w:tcW w:type="dxa" w:w="2412"/>
           </w:tcPr>
           <w:p>
+            <w:pPr>
+              <w:keepNext/>
+              <w:spacing w:after="40" w:before="40"/>
+            </w:pPr>
             <w:r/>
             <w:r>
               <w:rPr>
@@ -319,6 +389,10 @@
             <w:tcW w:type="dxa" w:w="2412"/>
           </w:tcPr>
           <w:p>
+            <w:pPr>
+              <w:keepNext/>
+              <w:spacing w:after="40" w:before="40"/>
+            </w:pPr>
             <w:r/>
             <w:r>
               <w:rPr>
@@ -330,12 +404,19 @@
         </w:tc>
       </w:tr>
       <w:tr>
+        <w:trPr>
+          <w:cantSplit/>
+        </w:trPr>
         <w:tc>
           <w:tcPr>
             <w:tcW w:type="dxa" w:w="2412"/>
             <w:shd w:val="clear" w:color="auto" w:fill="EDEFF3"/>
           </w:tcPr>
           <w:p>
+            <w:pPr>
+              <w:keepNext/>
+              <w:spacing w:after="40" w:before="40"/>
+            </w:pPr>
             <w:r/>
             <w:r>
               <w:rPr>
@@ -351,6 +432,10 @@
             <w:tcW w:type="dxa" w:w="2412"/>
           </w:tcPr>
           <w:p>
+            <w:pPr>
+              <w:keepNext/>
+              <w:spacing w:after="40" w:before="40"/>
+            </w:pPr>
             <w:r/>
             <w:r>
               <w:rPr>
@@ -365,6 +450,10 @@
             <w:tcW w:type="dxa" w:w="2412"/>
           </w:tcPr>
           <w:p>
+            <w:pPr>
+              <w:keepNext/>
+              <w:spacing w:after="40" w:before="40"/>
+            </w:pPr>
             <w:r/>
             <w:r>
               <w:rPr>
@@ -379,6 +468,10 @@
             <w:tcW w:type="dxa" w:w="2412"/>
           </w:tcPr>
           <w:p>
+            <w:pPr>
+              <w:keepNext/>
+              <w:spacing w:after="40" w:before="40"/>
+            </w:pPr>
             <w:r/>
             <w:r>
               <w:rPr>
@@ -390,12 +483,19 @@
         </w:tc>
       </w:tr>
       <w:tr>
+        <w:trPr>
+          <w:cantSplit/>
+        </w:trPr>
         <w:tc>
           <w:tcPr>
             <w:tcW w:type="dxa" w:w="2412"/>
             <w:shd w:val="clear" w:color="auto" w:fill="EDEFF3"/>
           </w:tcPr>
           <w:p>
+            <w:pPr>
+              <w:keepNext/>
+              <w:spacing w:after="40" w:before="40"/>
+            </w:pPr>
             <w:r/>
             <w:r>
               <w:rPr>
@@ -411,6 +511,10 @@
             <w:tcW w:type="dxa" w:w="2412"/>
           </w:tcPr>
           <w:p>
+            <w:pPr>
+              <w:keepNext/>
+              <w:spacing w:after="40" w:before="40"/>
+            </w:pPr>
             <w:r/>
             <w:r>
               <w:rPr>
@@ -425,6 +529,10 @@
             <w:tcW w:type="dxa" w:w="2412"/>
           </w:tcPr>
           <w:p>
+            <w:pPr>
+              <w:keepNext/>
+              <w:spacing w:after="40" w:before="40"/>
+            </w:pPr>
             <w:r/>
             <w:r>
               <w:rPr>
@@ -452,6 +560,10 @@
             <w:tcW w:type="dxa" w:w="2412"/>
           </w:tcPr>
           <w:p>
+            <w:pPr>
+              <w:keepNext/>
+              <w:spacing w:after="40" w:before="40"/>
+            </w:pPr>
             <w:r/>
             <w:r>
               <w:rPr>
@@ -463,12 +575,19 @@
         </w:tc>
       </w:tr>
       <w:tr>
+        <w:trPr>
+          <w:cantSplit/>
+        </w:trPr>
         <w:tc>
           <w:tcPr>
             <w:tcW w:type="dxa" w:w="2412"/>
             <w:shd w:val="clear" w:color="auto" w:fill="EDEFF3"/>
           </w:tcPr>
           <w:p>
+            <w:pPr>
+              <w:keepNext/>
+              <w:spacing w:after="40" w:before="40"/>
+            </w:pPr>
             <w:r/>
             <w:r>
               <w:rPr>
@@ -484,6 +603,10 @@
             <w:tcW w:type="dxa" w:w="2412"/>
           </w:tcPr>
           <w:p>
+            <w:pPr>
+              <w:keepNext/>
+              <w:spacing w:after="40" w:before="40"/>
+            </w:pPr>
             <w:r/>
             <w:r>
               <w:rPr>
@@ -498,6 +621,10 @@
             <w:tcW w:type="dxa" w:w="2412"/>
           </w:tcPr>
           <w:p>
+            <w:pPr>
+              <w:keepNext/>
+              <w:spacing w:after="40" w:before="40"/>
+            </w:pPr>
             <w:r/>
             <w:r>
               <w:rPr>
@@ -512,6 +639,10 @@
             <w:tcW w:type="dxa" w:w="2412"/>
           </w:tcPr>
           <w:p>
+            <w:pPr>
+              <w:keepNext/>
+              <w:spacing w:after="40" w:before="40"/>
+            </w:pPr>
             <w:r/>
             <w:r>
               <w:rPr>
@@ -523,12 +654,19 @@
         </w:tc>
       </w:tr>
       <w:tr>
+        <w:trPr>
+          <w:cantSplit/>
+        </w:trPr>
         <w:tc>
           <w:tcPr>
             <w:tcW w:type="dxa" w:w="2412"/>
             <w:shd w:val="clear" w:color="auto" w:fill="EDEFF3"/>
           </w:tcPr>
           <w:p>
+            <w:pPr>
+              <w:keepNext/>
+              <w:spacing w:after="40" w:before="40"/>
+            </w:pPr>
             <w:r/>
             <w:r>
               <w:rPr>
@@ -544,6 +682,10 @@
             <w:tcW w:type="dxa" w:w="2412"/>
           </w:tcPr>
           <w:p>
+            <w:pPr>
+              <w:keepNext/>
+              <w:spacing w:after="40" w:before="40"/>
+            </w:pPr>
             <w:r/>
             <w:r>
               <w:rPr>
@@ -558,6 +700,10 @@
             <w:tcW w:type="dxa" w:w="2412"/>
           </w:tcPr>
           <w:p>
+            <w:pPr>
+              <w:keepNext/>
+              <w:spacing w:after="40" w:before="40"/>
+            </w:pPr>
             <w:r/>
             <w:r>
               <w:rPr>
@@ -572,6 +718,10 @@
             <w:tcW w:type="dxa" w:w="2412"/>
           </w:tcPr>
           <w:p>
+            <w:pPr>
+              <w:keepNext/>
+              <w:spacing w:after="40" w:before="40"/>
+            </w:pPr>
             <w:r/>
             <w:r>
               <w:rPr>
@@ -583,12 +733,19 @@
         </w:tc>
       </w:tr>
       <w:tr>
+        <w:trPr>
+          <w:cantSplit/>
+        </w:trPr>
         <w:tc>
           <w:tcPr>
             <w:tcW w:type="dxa" w:w="2412"/>
             <w:shd w:val="clear" w:color="auto" w:fill="EDEFF3"/>
           </w:tcPr>
           <w:p>
+            <w:pPr>
+              <w:keepNext/>
+              <w:spacing w:after="40" w:before="40"/>
+            </w:pPr>
             <w:r/>
             <w:r>
               <w:rPr>
@@ -604,6 +761,10 @@
             <w:tcW w:type="dxa" w:w="2412"/>
           </w:tcPr>
           <w:p>
+            <w:pPr>
+              <w:keepNext/>
+              <w:spacing w:after="40" w:before="40"/>
+            </w:pPr>
             <w:r/>
             <w:r>
               <w:rPr>
@@ -618,6 +779,10 @@
             <w:tcW w:type="dxa" w:w="2412"/>
           </w:tcPr>
           <w:p>
+            <w:pPr>
+              <w:keepNext/>
+              <w:spacing w:after="40" w:before="40"/>
+            </w:pPr>
             <w:r/>
             <w:r>
               <w:rPr>
@@ -632,6 +797,10 @@
             <w:tcW w:type="dxa" w:w="2412"/>
           </w:tcPr>
           <w:p>
+            <w:pPr>
+              <w:keepNext/>
+              <w:spacing w:after="40" w:before="40"/>
+            </w:pPr>
             <w:r/>
             <w:r>
               <w:rPr>
@@ -643,12 +812,19 @@
         </w:tc>
       </w:tr>
       <w:tr>
+        <w:trPr>
+          <w:cantSplit/>
+        </w:trPr>
         <w:tc>
           <w:tcPr>
             <w:tcW w:type="dxa" w:w="2412"/>
             <w:shd w:val="clear" w:color="auto" w:fill="EDEFF3"/>
           </w:tcPr>
           <w:p>
+            <w:pPr>
+              <w:keepNext/>
+              <w:spacing w:after="40" w:before="40"/>
+            </w:pPr>
             <w:r/>
             <w:r>
               <w:rPr>
@@ -664,6 +840,10 @@
             <w:tcW w:type="dxa" w:w="2412"/>
           </w:tcPr>
           <w:p>
+            <w:pPr>
+              <w:keepNext/>
+              <w:spacing w:after="40" w:before="40"/>
+            </w:pPr>
             <w:r/>
             <w:r>
               <w:rPr>
@@ -678,6 +858,10 @@
             <w:tcW w:type="dxa" w:w="2412"/>
           </w:tcPr>
           <w:p>
+            <w:pPr>
+              <w:keepNext/>
+              <w:spacing w:after="40" w:before="40"/>
+            </w:pPr>
             <w:r/>
             <w:r>
               <w:rPr>
@@ -692,6 +876,10 @@
             <w:tcW w:type="dxa" w:w="2412"/>
           </w:tcPr>
           <w:p>
+            <w:pPr>
+              <w:keepNext/>
+              <w:spacing w:after="40" w:before="40"/>
+            </w:pPr>
             <w:r/>
             <w:r>
               <w:rPr>
@@ -703,12 +891,19 @@
         </w:tc>
       </w:tr>
       <w:tr>
+        <w:trPr>
+          <w:cantSplit/>
+        </w:trPr>
         <w:tc>
           <w:tcPr>
             <w:tcW w:type="dxa" w:w="2412"/>
             <w:shd w:val="clear" w:color="auto" w:fill="EDEFF3"/>
           </w:tcPr>
           <w:p>
+            <w:pPr>
+              <w:keepNext/>
+              <w:spacing w:after="40" w:before="40"/>
+            </w:pPr>
             <w:r/>
             <w:r>
               <w:rPr>
@@ -724,6 +919,10 @@
             <w:tcW w:type="dxa" w:w="2412"/>
           </w:tcPr>
           <w:p>
+            <w:pPr>
+              <w:keepNext/>
+              <w:spacing w:after="40" w:before="40"/>
+            </w:pPr>
             <w:r/>
             <w:r>
               <w:rPr>
@@ -738,6 +937,10 @@
             <w:tcW w:type="dxa" w:w="2412"/>
           </w:tcPr>
           <w:p>
+            <w:pPr>
+              <w:keepNext/>
+              <w:spacing w:after="40" w:before="40"/>
+            </w:pPr>
             <w:r/>
             <w:r>
               <w:rPr>
@@ -752,6 +955,10 @@
             <w:tcW w:type="dxa" w:w="2412"/>
           </w:tcPr>
           <w:p>
+            <w:pPr>
+              <w:keepNext/>
+              <w:spacing w:after="40" w:before="40"/>
+            </w:pPr>
             <w:r/>
             <w:r>
               <w:rPr>
@@ -763,12 +970,19 @@
         </w:tc>
       </w:tr>
       <w:tr>
+        <w:trPr>
+          <w:cantSplit/>
+        </w:trPr>
         <w:tc>
           <w:tcPr>
             <w:tcW w:type="dxa" w:w="2412"/>
             <w:shd w:val="clear" w:color="auto" w:fill="EDEFF3"/>
           </w:tcPr>
           <w:p>
+            <w:pPr>
+              <w:keepNext w:val="0"/>
+              <w:spacing w:after="40" w:before="40"/>
+            </w:pPr>
             <w:r/>
             <w:r>
               <w:rPr>
@@ -784,6 +998,10 @@
             <w:tcW w:type="dxa" w:w="2412"/>
           </w:tcPr>
           <w:p>
+            <w:pPr>
+              <w:keepNext w:val="0"/>
+              <w:spacing w:after="40" w:before="40"/>
+            </w:pPr>
             <w:r/>
             <w:r>
               <w:rPr>
@@ -798,6 +1016,10 @@
             <w:tcW w:type="dxa" w:w="2412"/>
           </w:tcPr>
           <w:p>
+            <w:pPr>
+              <w:keepNext w:val="0"/>
+              <w:spacing w:after="40" w:before="40"/>
+            </w:pPr>
             <w:r/>
             <w:r>
               <w:rPr>
@@ -812,6 +1034,10 @@
             <w:tcW w:type="dxa" w:w="2412"/>
           </w:tcPr>
           <w:p>
+            <w:pPr>
+              <w:keepNext w:val="0"/>
+              <w:spacing w:after="40" w:before="40"/>
+            </w:pPr>
             <w:r/>
             <w:r>
               <w:rPr>
@@ -823,10 +1049,11 @@
         </w:tc>
       </w:tr>
     </w:tbl>
-    <w:p/>
     <w:p>
       <w:pPr>
         <w:pStyle w:val="Heading1"/>
+        <w:keepNext/>
+        <w:pageBreakBefore w:val="0"/>
       </w:pPr>
       <w:r>
         <w:t>설치 경로 구분</w:t>
@@ -948,6 +1175,8 @@
     <w:p>
       <w:pPr>
         <w:pStyle w:val="Heading1"/>
+        <w:keepNext/>
+        <w:pageBreakBefore w:val="0"/>
       </w:pPr>
       <w:r>
         <w:t>설치 전 확인사항</w:t>
@@ -956,6 +1185,7 @@
     <w:p>
       <w:pPr>
         <w:pStyle w:val="Heading2"/>
+        <w:keepNext/>
       </w:pPr>
       <w:r>
         <w:t>3. 운영체제별 확인 항목</w:t>
@@ -973,12 +1203,20 @@
         <w:gridCol w:w="3216"/>
       </w:tblGrid>
       <w:tr>
+        <w:trPr>
+          <w:cantSplit/>
+          <w:tblHeader/>
+        </w:trPr>
         <w:tc>
           <w:tcPr>
             <w:tcW w:type="dxa" w:w="3216"/>
             <w:shd w:val="clear" w:color="auto" w:fill="1F3A5F"/>
           </w:tcPr>
           <w:p>
+            <w:pPr>
+              <w:keepNext/>
+              <w:spacing w:after="40" w:before="40"/>
+            </w:pPr>
             <w:r/>
             <w:r>
               <w:rPr>
@@ -996,6 +1234,10 @@
             <w:shd w:val="clear" w:color="auto" w:fill="1F3A5F"/>
           </w:tcPr>
           <w:p>
+            <w:pPr>
+              <w:keepNext/>
+              <w:spacing w:after="40" w:before="40"/>
+            </w:pPr>
             <w:r/>
             <w:r>
               <w:rPr>
@@ -1013,6 +1255,10 @@
             <w:shd w:val="clear" w:color="auto" w:fill="1F3A5F"/>
           </w:tcPr>
           <w:p>
+            <w:pPr>
+              <w:keepNext/>
+              <w:spacing w:after="40" w:before="40"/>
+            </w:pPr>
             <w:r/>
             <w:r>
               <w:rPr>
@@ -1026,12 +1272,19 @@
         </w:tc>
       </w:tr>
       <w:tr>
+        <w:trPr>
+          <w:cantSplit/>
+        </w:trPr>
         <w:tc>
           <w:tcPr>
             <w:tcW w:type="dxa" w:w="3216"/>
             <w:shd w:val="clear" w:color="auto" w:fill="EDEFF3"/>
           </w:tcPr>
           <w:p>
+            <w:pPr>
+              <w:keepNext/>
+              <w:spacing w:after="40" w:before="40"/>
+            </w:pPr>
             <w:r/>
             <w:r>
               <w:rPr>
@@ -1047,6 +1300,10 @@
             <w:tcW w:type="dxa" w:w="3216"/>
           </w:tcPr>
           <w:p>
+            <w:pPr>
+              <w:keepNext/>
+              <w:spacing w:after="40" w:before="40"/>
+            </w:pPr>
             <w:r/>
             <w:r>
               <w:rPr>
@@ -1061,6 +1318,10 @@
             <w:tcW w:type="dxa" w:w="3216"/>
           </w:tcPr>
           <w:p>
+            <w:pPr>
+              <w:keepNext/>
+              <w:spacing w:after="40" w:before="40"/>
+            </w:pPr>
             <w:r/>
             <w:r>
               <w:rPr>
@@ -1072,12 +1333,19 @@
         </w:tc>
       </w:tr>
       <w:tr>
+        <w:trPr>
+          <w:cantSplit/>
+        </w:trPr>
         <w:tc>
           <w:tcPr>
             <w:tcW w:type="dxa" w:w="3216"/>
             <w:shd w:val="clear" w:color="auto" w:fill="EDEFF3"/>
           </w:tcPr>
           <w:p>
+            <w:pPr>
+              <w:keepNext/>
+              <w:spacing w:after="40" w:before="40"/>
+            </w:pPr>
             <w:r/>
             <w:r>
               <w:rPr>
@@ -1093,6 +1361,10 @@
             <w:tcW w:type="dxa" w:w="3216"/>
           </w:tcPr>
           <w:p>
+            <w:pPr>
+              <w:keepNext/>
+              <w:spacing w:after="40" w:before="40"/>
+            </w:pPr>
             <w:r/>
             <w:r>
               <w:rPr>
@@ -1107,6 +1379,10 @@
             <w:tcW w:type="dxa" w:w="3216"/>
           </w:tcPr>
           <w:p>
+            <w:pPr>
+              <w:keepNext/>
+              <w:spacing w:after="40" w:before="40"/>
+            </w:pPr>
             <w:r/>
             <w:r>
               <w:rPr>
@@ -1118,12 +1394,19 @@
         </w:tc>
       </w:tr>
       <w:tr>
+        <w:trPr>
+          <w:cantSplit/>
+        </w:trPr>
         <w:tc>
           <w:tcPr>
             <w:tcW w:type="dxa" w:w="3216"/>
             <w:shd w:val="clear" w:color="auto" w:fill="EDEFF3"/>
           </w:tcPr>
           <w:p>
+            <w:pPr>
+              <w:keepNext/>
+              <w:spacing w:after="40" w:before="40"/>
+            </w:pPr>
             <w:r/>
             <w:r>
               <w:rPr>
@@ -1139,6 +1422,10 @@
             <w:tcW w:type="dxa" w:w="3216"/>
           </w:tcPr>
           <w:p>
+            <w:pPr>
+              <w:keepNext/>
+              <w:spacing w:after="40" w:before="40"/>
+            </w:pPr>
             <w:r/>
             <w:r>
               <w:rPr>
@@ -1153,6 +1440,10 @@
             <w:tcW w:type="dxa" w:w="3216"/>
           </w:tcPr>
           <w:p>
+            <w:pPr>
+              <w:keepNext/>
+              <w:spacing w:after="40" w:before="40"/>
+            </w:pPr>
             <w:r/>
             <w:r>
               <w:rPr>
@@ -1164,12 +1455,19 @@
         </w:tc>
       </w:tr>
       <w:tr>
+        <w:trPr>
+          <w:cantSplit/>
+        </w:trPr>
         <w:tc>
           <w:tcPr>
             <w:tcW w:type="dxa" w:w="3216"/>
             <w:shd w:val="clear" w:color="auto" w:fill="EDEFF3"/>
           </w:tcPr>
           <w:p>
+            <w:pPr>
+              <w:keepNext/>
+              <w:spacing w:after="40" w:before="40"/>
+            </w:pPr>
             <w:r/>
             <w:r>
               <w:rPr>
@@ -1185,6 +1483,10 @@
             <w:tcW w:type="dxa" w:w="3216"/>
           </w:tcPr>
           <w:p>
+            <w:pPr>
+              <w:keepNext/>
+              <w:spacing w:after="40" w:before="40"/>
+            </w:pPr>
             <w:r/>
             <w:r>
               <w:rPr>
@@ -1199,6 +1501,10 @@
             <w:tcW w:type="dxa" w:w="3216"/>
           </w:tcPr>
           <w:p>
+            <w:pPr>
+              <w:keepNext/>
+              <w:spacing w:after="40" w:before="40"/>
+            </w:pPr>
             <w:r/>
             <w:r>
               <w:rPr>
@@ -1210,12 +1516,19 @@
         </w:tc>
       </w:tr>
       <w:tr>
+        <w:trPr>
+          <w:cantSplit/>
+        </w:trPr>
         <w:tc>
           <w:tcPr>
             <w:tcW w:type="dxa" w:w="3216"/>
             <w:shd w:val="clear" w:color="auto" w:fill="EDEFF3"/>
           </w:tcPr>
           <w:p>
+            <w:pPr>
+              <w:keepNext/>
+              <w:spacing w:after="40" w:before="40"/>
+            </w:pPr>
             <w:r/>
             <w:r>
               <w:rPr>
@@ -1231,6 +1544,10 @@
             <w:tcW w:type="dxa" w:w="3216"/>
           </w:tcPr>
           <w:p>
+            <w:pPr>
+              <w:keepNext/>
+              <w:spacing w:after="40" w:before="40"/>
+            </w:pPr>
             <w:r/>
             <w:r>
               <w:rPr>
@@ -1245,6 +1562,10 @@
             <w:tcW w:type="dxa" w:w="3216"/>
           </w:tcPr>
           <w:p>
+            <w:pPr>
+              <w:keepNext/>
+              <w:spacing w:after="40" w:before="40"/>
+            </w:pPr>
             <w:r/>
             <w:r>
               <w:rPr>
@@ -1256,12 +1577,19 @@
         </w:tc>
       </w:tr>
       <w:tr>
+        <w:trPr>
+          <w:cantSplit/>
+        </w:trPr>
         <w:tc>
           <w:tcPr>
             <w:tcW w:type="dxa" w:w="3216"/>
             <w:shd w:val="clear" w:color="auto" w:fill="EDEFF3"/>
           </w:tcPr>
           <w:p>
+            <w:pPr>
+              <w:keepNext w:val="0"/>
+              <w:spacing w:after="40" w:before="40"/>
+            </w:pPr>
             <w:r/>
             <w:r>
               <w:rPr>
@@ -1277,6 +1605,10 @@
             <w:tcW w:type="dxa" w:w="3216"/>
           </w:tcPr>
           <w:p>
+            <w:pPr>
+              <w:keepNext w:val="0"/>
+              <w:spacing w:after="40" w:before="40"/>
+            </w:pPr>
             <w:r/>
             <w:r>
               <w:rPr>
@@ -1291,6 +1623,10 @@
             <w:tcW w:type="dxa" w:w="3216"/>
           </w:tcPr>
           <w:p>
+            <w:pPr>
+              <w:keepNext w:val="0"/>
+              <w:spacing w:after="40" w:before="40"/>
+            </w:pPr>
             <w:r/>
             <w:r>
               <w:rPr>
@@ -1302,7 +1638,6 @@
         </w:tc>
       </w:tr>
     </w:tbl>
-    <w:p/>
     <w:p>
       <w:r>
         <w:rPr/>
@@ -1312,6 +1647,8 @@
     <w:p>
       <w:pPr>
         <w:pStyle w:val="Heading1"/>
+        <w:keepNext/>
+        <w:pageBreakBefore w:val="0"/>
       </w:pPr>
       <w:r>
         <w:t>용어 안내</w:t>
@@ -1320,6 +1657,7 @@
     <w:p>
       <w:pPr>
         <w:pStyle w:val="Heading2"/>
+        <w:keepNext/>
       </w:pPr>
       <w:r>
         <w:t>4. 알아 두면 좋은 용어</w:t>
@@ -1336,12 +1674,20 @@
         <w:gridCol w:w="4824"/>
       </w:tblGrid>
       <w:tr>
+        <w:trPr>
+          <w:cantSplit/>
+          <w:tblHeader/>
+        </w:trPr>
         <w:tc>
           <w:tcPr>
             <w:tcW w:type="dxa" w:w="4824"/>
             <w:shd w:val="clear" w:color="auto" w:fill="1F3A5F"/>
           </w:tcPr>
           <w:p>
+            <w:pPr>
+              <w:keepNext/>
+              <w:spacing w:after="40" w:before="40"/>
+            </w:pPr>
             <w:r/>
             <w:r>
               <w:rPr>
@@ -1359,6 +1705,10 @@
             <w:shd w:val="clear" w:color="auto" w:fill="1F3A5F"/>
           </w:tcPr>
           <w:p>
+            <w:pPr>
+              <w:keepNext/>
+              <w:spacing w:after="40" w:before="40"/>
+            </w:pPr>
             <w:r/>
             <w:r>
               <w:rPr>
@@ -1372,12 +1722,19 @@
         </w:tc>
       </w:tr>
       <w:tr>
+        <w:trPr>
+          <w:cantSplit/>
+        </w:trPr>
         <w:tc>
           <w:tcPr>
             <w:tcW w:type="dxa" w:w="4824"/>
             <w:shd w:val="clear" w:color="auto" w:fill="EDEFF3"/>
           </w:tcPr>
           <w:p>
+            <w:pPr>
+              <w:keepNext/>
+              <w:spacing w:after="40" w:before="40"/>
+            </w:pPr>
             <w:r/>
             <w:r>
               <w:rPr>
@@ -1393,6 +1750,10 @@
             <w:tcW w:type="dxa" w:w="4824"/>
           </w:tcPr>
           <w:p>
+            <w:pPr>
+              <w:keepNext/>
+              <w:spacing w:after="40" w:before="40"/>
+            </w:pPr>
             <w:r/>
             <w:r>
               <w:rPr>
@@ -1404,12 +1765,19 @@
         </w:tc>
       </w:tr>
       <w:tr>
+        <w:trPr>
+          <w:cantSplit/>
+        </w:trPr>
         <w:tc>
           <w:tcPr>
             <w:tcW w:type="dxa" w:w="4824"/>
             <w:shd w:val="clear" w:color="auto" w:fill="EDEFF3"/>
           </w:tcPr>
           <w:p>
+            <w:pPr>
+              <w:keepNext/>
+              <w:spacing w:after="40" w:before="40"/>
+            </w:pPr>
             <w:r/>
             <w:r>
               <w:rPr>
@@ -1425,6 +1793,10 @@
             <w:tcW w:type="dxa" w:w="4824"/>
           </w:tcPr>
           <w:p>
+            <w:pPr>
+              <w:keepNext/>
+              <w:spacing w:after="40" w:before="40"/>
+            </w:pPr>
             <w:r/>
             <w:r>
               <w:rPr>
@@ -1436,12 +1808,19 @@
         </w:tc>
       </w:tr>
       <w:tr>
+        <w:trPr>
+          <w:cantSplit/>
+        </w:trPr>
         <w:tc>
           <w:tcPr>
             <w:tcW w:type="dxa" w:w="4824"/>
             <w:shd w:val="clear" w:color="auto" w:fill="EDEFF3"/>
           </w:tcPr>
           <w:p>
+            <w:pPr>
+              <w:keepNext/>
+              <w:spacing w:after="40" w:before="40"/>
+            </w:pPr>
             <w:r/>
             <w:r>
               <w:rPr>
@@ -1457,6 +1836,10 @@
             <w:tcW w:type="dxa" w:w="4824"/>
           </w:tcPr>
           <w:p>
+            <w:pPr>
+              <w:keepNext/>
+              <w:spacing w:after="40" w:before="40"/>
+            </w:pPr>
             <w:r/>
             <w:r>
               <w:rPr>
@@ -1468,12 +1851,19 @@
         </w:tc>
       </w:tr>
       <w:tr>
+        <w:trPr>
+          <w:cantSplit/>
+        </w:trPr>
         <w:tc>
           <w:tcPr>
             <w:tcW w:type="dxa" w:w="4824"/>
             <w:shd w:val="clear" w:color="auto" w:fill="EDEFF3"/>
           </w:tcPr>
           <w:p>
+            <w:pPr>
+              <w:keepNext w:val="0"/>
+              <w:spacing w:after="40" w:before="40"/>
+            </w:pPr>
             <w:r/>
             <w:r>
               <w:rPr>
@@ -1489,6 +1879,10 @@
             <w:tcW w:type="dxa" w:w="4824"/>
           </w:tcPr>
           <w:p>
+            <w:pPr>
+              <w:keepNext w:val="0"/>
+              <w:spacing w:after="40" w:before="40"/>
+            </w:pPr>
             <w:r/>
             <w:r>
               <w:rPr>
@@ -1500,10 +1894,11 @@
         </w:tc>
       </w:tr>
     </w:tbl>
-    <w:p/>
     <w:p>
       <w:pPr>
         <w:pStyle w:val="Heading1"/>
+        <w:keepNext/>
+        <w:pageBreakBefore w:val="0"/>
       </w:pPr>
       <w:r>
         <w:t>필수 보안 SW</w:t>
@@ -1512,6 +1907,7 @@
     <w:p>
       <w:pPr>
         <w:pStyle w:val="Heading2"/>
+        <w:keepNext/>
       </w:pPr>
       <w:r>
         <w:t>5. 모든 업무 PC에 기본 설치되는 보안 프로그램</w:t>
@@ -1529,12 +1925,20 @@
         <w:gridCol w:w="3216"/>
       </w:tblGrid>
       <w:tr>
+        <w:trPr>
+          <w:cantSplit/>
+          <w:tblHeader/>
+        </w:trPr>
         <w:tc>
           <w:tcPr>
             <w:tcW w:type="dxa" w:w="3216"/>
             <w:shd w:val="clear" w:color="auto" w:fill="1F3A5F"/>
           </w:tcPr>
           <w:p>
+            <w:pPr>
+              <w:keepNext/>
+              <w:spacing w:after="40" w:before="40"/>
+            </w:pPr>
             <w:r/>
             <w:r>
               <w:rPr>
@@ -1552,6 +1956,10 @@
             <w:shd w:val="clear" w:color="auto" w:fill="1F3A5F"/>
           </w:tcPr>
           <w:p>
+            <w:pPr>
+              <w:keepNext/>
+              <w:spacing w:after="40" w:before="40"/>
+            </w:pPr>
             <w:r/>
             <w:r>
               <w:rPr>
@@ -1569,6 +1977,10 @@
             <w:shd w:val="clear" w:color="auto" w:fill="1F3A5F"/>
           </w:tcPr>
           <w:p>
+            <w:pPr>
+              <w:keepNext/>
+              <w:spacing w:after="40" w:before="40"/>
+            </w:pPr>
             <w:r/>
             <w:r>
               <w:rPr>
@@ -1582,12 +1994,19 @@
         </w:tc>
       </w:tr>
       <w:tr>
+        <w:trPr>
+          <w:cantSplit/>
+        </w:trPr>
         <w:tc>
           <w:tcPr>
             <w:tcW w:type="dxa" w:w="3216"/>
             <w:shd w:val="clear" w:color="auto" w:fill="EDEFF3"/>
           </w:tcPr>
           <w:p>
+            <w:pPr>
+              <w:keepNext/>
+              <w:spacing w:after="40" w:before="40"/>
+            </w:pPr>
             <w:r/>
             <w:r>
               <w:rPr>
@@ -1603,6 +2022,10 @@
             <w:tcW w:type="dxa" w:w="3216"/>
           </w:tcPr>
           <w:p>
+            <w:pPr>
+              <w:keepNext/>
+              <w:spacing w:after="40" w:before="40"/>
+            </w:pPr>
             <w:r/>
             <w:r>
               <w:rPr>
@@ -1617,6 +2040,10 @@
             <w:tcW w:type="dxa" w:w="3216"/>
           </w:tcPr>
           <w:p>
+            <w:pPr>
+              <w:keepNext/>
+              <w:spacing w:after="40" w:before="40"/>
+            </w:pPr>
             <w:r/>
             <w:r>
               <w:rPr>
@@ -1628,12 +2055,19 @@
         </w:tc>
       </w:tr>
       <w:tr>
+        <w:trPr>
+          <w:cantSplit/>
+        </w:trPr>
         <w:tc>
           <w:tcPr>
             <w:tcW w:type="dxa" w:w="3216"/>
             <w:shd w:val="clear" w:color="auto" w:fill="EDEFF3"/>
           </w:tcPr>
           <w:p>
+            <w:pPr>
+              <w:keepNext/>
+              <w:spacing w:after="40" w:before="40"/>
+            </w:pPr>
             <w:r/>
             <w:r>
               <w:rPr>
@@ -1649,6 +2083,10 @@
             <w:tcW w:type="dxa" w:w="3216"/>
           </w:tcPr>
           <w:p>
+            <w:pPr>
+              <w:keepNext/>
+              <w:spacing w:after="40" w:before="40"/>
+            </w:pPr>
             <w:r/>
             <w:r>
               <w:rPr>
@@ -1663,6 +2101,10 @@
             <w:tcW w:type="dxa" w:w="3216"/>
           </w:tcPr>
           <w:p>
+            <w:pPr>
+              <w:keepNext/>
+              <w:spacing w:after="40" w:before="40"/>
+            </w:pPr>
             <w:r/>
             <w:r>
               <w:rPr>
@@ -1674,12 +2116,19 @@
         </w:tc>
       </w:tr>
       <w:tr>
+        <w:trPr>
+          <w:cantSplit/>
+        </w:trPr>
         <w:tc>
           <w:tcPr>
             <w:tcW w:type="dxa" w:w="3216"/>
             <w:shd w:val="clear" w:color="auto" w:fill="EDEFF3"/>
           </w:tcPr>
           <w:p>
+            <w:pPr>
+              <w:keepNext/>
+              <w:spacing w:after="40" w:before="40"/>
+            </w:pPr>
             <w:r/>
             <w:r>
               <w:rPr>
@@ -1695,6 +2144,10 @@
             <w:tcW w:type="dxa" w:w="3216"/>
           </w:tcPr>
           <w:p>
+            <w:pPr>
+              <w:keepNext/>
+              <w:spacing w:after="40" w:before="40"/>
+            </w:pPr>
             <w:r/>
             <w:r>
               <w:rPr>
@@ -1709,6 +2162,10 @@
             <w:tcW w:type="dxa" w:w="3216"/>
           </w:tcPr>
           <w:p>
+            <w:pPr>
+              <w:keepNext/>
+              <w:spacing w:after="40" w:before="40"/>
+            </w:pPr>
             <w:r/>
             <w:r>
               <w:rPr>
@@ -1720,12 +2177,19 @@
         </w:tc>
       </w:tr>
       <w:tr>
+        <w:trPr>
+          <w:cantSplit/>
+        </w:trPr>
         <w:tc>
           <w:tcPr>
             <w:tcW w:type="dxa" w:w="3216"/>
             <w:shd w:val="clear" w:color="auto" w:fill="EDEFF3"/>
           </w:tcPr>
           <w:p>
+            <w:pPr>
+              <w:keepNext w:val="0"/>
+              <w:spacing w:after="40" w:before="40"/>
+            </w:pPr>
             <w:r/>
             <w:r>
               <w:rPr>
@@ -1741,6 +2205,10 @@
             <w:tcW w:type="dxa" w:w="3216"/>
           </w:tcPr>
           <w:p>
+            <w:pPr>
+              <w:keepNext w:val="0"/>
+              <w:spacing w:after="40" w:before="40"/>
+            </w:pPr>
             <w:r/>
             <w:r>
               <w:rPr>
@@ -1755,6 +2223,10 @@
             <w:tcW w:type="dxa" w:w="3216"/>
           </w:tcPr>
           <w:p>
+            <w:pPr>
+              <w:keepNext w:val="0"/>
+              <w:spacing w:after="40" w:before="40"/>
+            </w:pPr>
             <w:r/>
             <w:r>
               <w:rPr>
@@ -1766,7 +2238,6 @@
         </w:tc>
       </w:tr>
     </w:tbl>
-    <w:p/>
     <w:p>
       <w:r>
         <w:rPr>
@@ -1790,6 +2261,8 @@
     <w:p>
       <w:pPr>
         <w:pStyle w:val="Heading1"/>
+        <w:keepNext/>
+        <w:pageBreakBefore w:val="0"/>
       </w:pPr>
       <w:r>
         <w:t>생성형 AI 도구 사용 기준</w:t>
@@ -1798,6 +2271,7 @@
     <w:p>
       <w:pPr>
         <w:pStyle w:val="Heading2"/>
+        <w:keepNext/>
       </w:pPr>
       <w:r>
         <w:t>6. 승인 도구 · 사용 제한</w:t>
@@ -1814,12 +2288,20 @@
         <w:gridCol w:w="4824"/>
       </w:tblGrid>
       <w:tr>
+        <w:trPr>
+          <w:cantSplit/>
+          <w:tblHeader/>
+        </w:trPr>
         <w:tc>
           <w:tcPr>
             <w:tcW w:type="dxa" w:w="4824"/>
             <w:shd w:val="clear" w:color="auto" w:fill="1F3A5F"/>
           </w:tcPr>
           <w:p>
+            <w:pPr>
+              <w:keepNext/>
+              <w:spacing w:after="40" w:before="40"/>
+            </w:pPr>
             <w:r/>
             <w:r>
               <w:rPr>
@@ -1837,6 +2319,10 @@
             <w:shd w:val="clear" w:color="auto" w:fill="1F3A5F"/>
           </w:tcPr>
           <w:p>
+            <w:pPr>
+              <w:keepNext/>
+              <w:spacing w:after="40" w:before="40"/>
+            </w:pPr>
             <w:r/>
             <w:r>
               <w:rPr>
@@ -1850,12 +2336,19 @@
         </w:tc>
       </w:tr>
       <w:tr>
+        <w:trPr>
+          <w:cantSplit/>
+        </w:trPr>
         <w:tc>
           <w:tcPr>
             <w:tcW w:type="dxa" w:w="4824"/>
             <w:shd w:val="clear" w:color="auto" w:fill="EDEFF3"/>
           </w:tcPr>
           <w:p>
+            <w:pPr>
+              <w:keepNext/>
+              <w:spacing w:after="40" w:before="40"/>
+            </w:pPr>
             <w:r/>
             <w:r>
               <w:rPr>
@@ -1871,6 +2364,10 @@
             <w:tcW w:type="dxa" w:w="4824"/>
           </w:tcPr>
           <w:p>
+            <w:pPr>
+              <w:keepNext/>
+              <w:spacing w:after="40" w:before="40"/>
+            </w:pPr>
             <w:r/>
             <w:r>
               <w:rPr>
@@ -1882,12 +2379,19 @@
         </w:tc>
       </w:tr>
       <w:tr>
+        <w:trPr>
+          <w:cantSplit/>
+        </w:trPr>
         <w:tc>
           <w:tcPr>
             <w:tcW w:type="dxa" w:w="4824"/>
             <w:shd w:val="clear" w:color="auto" w:fill="EDEFF3"/>
           </w:tcPr>
           <w:p>
+            <w:pPr>
+              <w:keepNext/>
+              <w:spacing w:after="40" w:before="40"/>
+            </w:pPr>
             <w:r/>
             <w:r>
               <w:rPr>
@@ -1903,6 +2407,10 @@
             <w:tcW w:type="dxa" w:w="4824"/>
           </w:tcPr>
           <w:p>
+            <w:pPr>
+              <w:keepNext/>
+              <w:spacing w:after="40" w:before="40"/>
+            </w:pPr>
             <w:r/>
             <w:r>
               <w:rPr>
@@ -1914,12 +2422,19 @@
         </w:tc>
       </w:tr>
       <w:tr>
+        <w:trPr>
+          <w:cantSplit/>
+        </w:trPr>
         <w:tc>
           <w:tcPr>
             <w:tcW w:type="dxa" w:w="4824"/>
             <w:shd w:val="clear" w:color="auto" w:fill="EDEFF3"/>
           </w:tcPr>
           <w:p>
+            <w:pPr>
+              <w:keepNext/>
+              <w:spacing w:after="40" w:before="40"/>
+            </w:pPr>
             <w:r/>
             <w:r>
               <w:rPr>
@@ -1935,6 +2450,10 @@
             <w:tcW w:type="dxa" w:w="4824"/>
           </w:tcPr>
           <w:p>
+            <w:pPr>
+              <w:keepNext/>
+              <w:spacing w:after="40" w:before="40"/>
+            </w:pPr>
             <w:r/>
             <w:r>
               <w:rPr>
@@ -1946,12 +2465,19 @@
         </w:tc>
       </w:tr>
       <w:tr>
+        <w:trPr>
+          <w:cantSplit/>
+        </w:trPr>
         <w:tc>
           <w:tcPr>
             <w:tcW w:type="dxa" w:w="4824"/>
             <w:shd w:val="clear" w:color="auto" w:fill="EDEFF3"/>
           </w:tcPr>
           <w:p>
+            <w:pPr>
+              <w:keepNext w:val="0"/>
+              <w:spacing w:after="40" w:before="40"/>
+            </w:pPr>
             <w:r/>
             <w:r>
               <w:rPr>
@@ -1967,6 +2493,10 @@
             <w:tcW w:type="dxa" w:w="4824"/>
           </w:tcPr>
           <w:p>
+            <w:pPr>
+              <w:keepNext w:val="0"/>
+              <w:spacing w:after="40" w:before="40"/>
+            </w:pPr>
             <w:r/>
             <w:r>
               <w:rPr>
@@ -1978,7 +2508,6 @@
         </w:tc>
       </w:tr>
     </w:tbl>
-    <w:p/>
     <w:p>
       <w:r>
         <w:rPr>
@@ -1994,11 +2523,6 @@
       </w:r>
     </w:p>
     <w:p>
-      <w:r>
-        <w:br w:type="page"/>
-      </w:r>
-    </w:p>
-    <w:p>
       <w:pPr>
         <w:pStyle w:val="Heading1"/>
       </w:pPr>
@@ -2009,6 +2533,8 @@
     <w:p>
       <w:pPr>
         <w:pStyle w:val="Heading1"/>
+        <w:keepNext/>
+        <w:pageBreakBefore w:val="0"/>
       </w:pPr>
       <w:r>
         <w:t>[Windows/macOS] 소프트웨어 센터 설치 방법</w:t>
@@ -2017,6 +2543,7 @@
     <w:p>
       <w:pPr>
         <w:pStyle w:val="Heading2"/>
+        <w:keepNext/>
       </w:pPr>
       <w:r>
         <w:t>1) 소프트웨어 센터 접속</w:t>
@@ -2065,6 +2592,9 @@
       </w:r>
     </w:p>
     <w:p>
+      <w:pPr>
+        <w:keepNext/>
+      </w:pPr>
       <w:r>
         <w:rPr/>
         <w:t>■ 회사 계정 · 비밀번호 입력 후 [로그인] 클릭</w:t>
@@ -2137,6 +2667,8 @@
     <w:p>
       <w:pPr>
         <w:pStyle w:val="Heading1"/>
+        <w:keepNext/>
+        <w:pageBreakBefore w:val="0"/>
       </w:pPr>
       <w:r>
         <w:t>[Windows/macOS] 소프트웨어 센터 설치 방법</w:t>
@@ -2145,6 +2677,7 @@
     <w:p>
       <w:pPr>
         <w:pStyle w:val="Heading2"/>
+        <w:keepNext/>
       </w:pPr>
       <w:r>
         <w:t>2) 프로그램 검색 및 설치</w:t>
@@ -2295,6 +2828,8 @@
     <w:p>
       <w:pPr>
         <w:pStyle w:val="Heading1"/>
+        <w:keepNext/>
+        <w:pageBreakBefore w:val="0"/>
       </w:pPr>
       <w:r>
         <w:t>[Windows/macOS] 소프트웨어 센터 설치 방법</w:t>
@@ -2303,6 +2838,7 @@
     <w:p>
       <w:pPr>
         <w:pStyle w:val="Heading2"/>
+        <w:keepNext/>
       </w:pPr>
       <w:r>
         <w:t>3) 설치 완료 확인</w:t>
@@ -2320,12 +2856,20 @@
         <w:gridCol w:w="3216"/>
       </w:tblGrid>
       <w:tr>
+        <w:trPr>
+          <w:cantSplit/>
+          <w:tblHeader/>
+        </w:trPr>
         <w:tc>
           <w:tcPr>
             <w:tcW w:type="dxa" w:w="3216"/>
             <w:shd w:val="clear" w:color="auto" w:fill="1F3A5F"/>
           </w:tcPr>
           <w:p>
+            <w:pPr>
+              <w:keepNext/>
+              <w:spacing w:after="40" w:before="40"/>
+            </w:pPr>
             <w:r/>
             <w:r>
               <w:rPr>
@@ -2343,6 +2887,10 @@
             <w:shd w:val="clear" w:color="auto" w:fill="1F3A5F"/>
           </w:tcPr>
           <w:p>
+            <w:pPr>
+              <w:keepNext/>
+              <w:spacing w:after="40" w:before="40"/>
+            </w:pPr>
             <w:r/>
             <w:r>
               <w:rPr>
@@ -2360,6 +2908,10 @@
             <w:shd w:val="clear" w:color="auto" w:fill="1F3A5F"/>
           </w:tcPr>
           <w:p>
+            <w:pPr>
+              <w:keepNext/>
+              <w:spacing w:after="40" w:before="40"/>
+            </w:pPr>
             <w:r/>
             <w:r>
               <w:rPr>
@@ -2373,12 +2925,19 @@
         </w:tc>
       </w:tr>
       <w:tr>
+        <w:trPr>
+          <w:cantSplit/>
+        </w:trPr>
         <w:tc>
           <w:tcPr>
             <w:tcW w:type="dxa" w:w="3216"/>
             <w:shd w:val="clear" w:color="auto" w:fill="EDEFF3"/>
           </w:tcPr>
           <w:p>
+            <w:pPr>
+              <w:keepNext/>
+              <w:spacing w:after="40" w:before="40"/>
+            </w:pPr>
             <w:r/>
             <w:r>
               <w:rPr>
@@ -2394,6 +2953,10 @@
             <w:tcW w:type="dxa" w:w="3216"/>
           </w:tcPr>
           <w:p>
+            <w:pPr>
+              <w:keepNext/>
+              <w:spacing w:after="40" w:before="40"/>
+            </w:pPr>
             <w:r/>
             <w:r>
               <w:rPr>
@@ -2421,6 +2984,10 @@
             <w:tcW w:type="dxa" w:w="3216"/>
           </w:tcPr>
           <w:p>
+            <w:pPr>
+              <w:keepNext/>
+              <w:spacing w:after="40" w:before="40"/>
+            </w:pPr>
             <w:r/>
             <w:r>
               <w:rPr>
@@ -2432,12 +2999,19 @@
         </w:tc>
       </w:tr>
       <w:tr>
+        <w:trPr>
+          <w:cantSplit/>
+        </w:trPr>
         <w:tc>
           <w:tcPr>
             <w:tcW w:type="dxa" w:w="3216"/>
             <w:shd w:val="clear" w:color="auto" w:fill="EDEFF3"/>
           </w:tcPr>
           <w:p>
+            <w:pPr>
+              <w:keepNext/>
+              <w:spacing w:after="40" w:before="40"/>
+            </w:pPr>
             <w:r/>
             <w:r>
               <w:rPr>
@@ -2453,6 +3027,10 @@
             <w:tcW w:type="dxa" w:w="3216"/>
           </w:tcPr>
           <w:p>
+            <w:pPr>
+              <w:keepNext/>
+              <w:spacing w:after="40" w:before="40"/>
+            </w:pPr>
             <w:r/>
             <w:r>
               <w:rPr>
@@ -2467,6 +3045,10 @@
             <w:tcW w:type="dxa" w:w="3216"/>
           </w:tcPr>
           <w:p>
+            <w:pPr>
+              <w:keepNext/>
+              <w:spacing w:after="40" w:before="40"/>
+            </w:pPr>
             <w:r/>
             <w:r>
               <w:rPr>
@@ -2478,12 +3060,19 @@
         </w:tc>
       </w:tr>
       <w:tr>
+        <w:trPr>
+          <w:cantSplit/>
+        </w:trPr>
         <w:tc>
           <w:tcPr>
             <w:tcW w:type="dxa" w:w="3216"/>
             <w:shd w:val="clear" w:color="auto" w:fill="EDEFF3"/>
           </w:tcPr>
           <w:p>
+            <w:pPr>
+              <w:keepNext/>
+              <w:spacing w:after="40" w:before="40"/>
+            </w:pPr>
             <w:r/>
             <w:r>
               <w:rPr>
@@ -2499,6 +3088,10 @@
             <w:tcW w:type="dxa" w:w="3216"/>
           </w:tcPr>
           <w:p>
+            <w:pPr>
+              <w:keepNext/>
+              <w:spacing w:after="40" w:before="40"/>
+            </w:pPr>
             <w:r/>
             <w:r>
               <w:rPr>
@@ -2526,6 +3119,10 @@
             <w:tcW w:type="dxa" w:w="3216"/>
           </w:tcPr>
           <w:p>
+            <w:pPr>
+              <w:keepNext/>
+              <w:spacing w:after="40" w:before="40"/>
+            </w:pPr>
             <w:r/>
             <w:r>
               <w:rPr>
@@ -2537,12 +3134,19 @@
         </w:tc>
       </w:tr>
       <w:tr>
+        <w:trPr>
+          <w:cantSplit/>
+        </w:trPr>
         <w:tc>
           <w:tcPr>
             <w:tcW w:type="dxa" w:w="3216"/>
             <w:shd w:val="clear" w:color="auto" w:fill="EDEFF3"/>
           </w:tcPr>
           <w:p>
+            <w:pPr>
+              <w:keepNext/>
+              <w:spacing w:after="40" w:before="40"/>
+            </w:pPr>
             <w:r/>
             <w:r>
               <w:rPr>
@@ -2558,6 +3162,10 @@
             <w:tcW w:type="dxa" w:w="3216"/>
           </w:tcPr>
           <w:p>
+            <w:pPr>
+              <w:keepNext/>
+              <w:spacing w:after="40" w:before="40"/>
+            </w:pPr>
             <w:r/>
             <w:r>
               <w:rPr>
@@ -2572,6 +3180,10 @@
             <w:tcW w:type="dxa" w:w="3216"/>
           </w:tcPr>
           <w:p>
+            <w:pPr>
+              <w:keepNext/>
+              <w:spacing w:after="40" w:before="40"/>
+            </w:pPr>
             <w:r/>
             <w:r>
               <w:rPr>
@@ -2583,12 +3195,19 @@
         </w:tc>
       </w:tr>
       <w:tr>
+        <w:trPr>
+          <w:cantSplit/>
+        </w:trPr>
         <w:tc>
           <w:tcPr>
             <w:tcW w:type="dxa" w:w="3216"/>
             <w:shd w:val="clear" w:color="auto" w:fill="EDEFF3"/>
           </w:tcPr>
           <w:p>
+            <w:pPr>
+              <w:keepNext w:val="0"/>
+              <w:spacing w:after="40" w:before="40"/>
+            </w:pPr>
             <w:r/>
             <w:r>
               <w:rPr>
@@ -2604,6 +3223,10 @@
             <w:tcW w:type="dxa" w:w="3216"/>
           </w:tcPr>
           <w:p>
+            <w:pPr>
+              <w:keepNext w:val="0"/>
+              <w:spacing w:after="40" w:before="40"/>
+            </w:pPr>
             <w:r/>
             <w:r>
               <w:rPr>
@@ -2618,6 +3241,10 @@
             <w:tcW w:type="dxa" w:w="3216"/>
           </w:tcPr>
           <w:p>
+            <w:pPr>
+              <w:keepNext w:val="0"/>
+              <w:spacing w:after="40" w:before="40"/>
+            </w:pPr>
             <w:r/>
             <w:r>
               <w:rPr>
@@ -2629,10 +3256,11 @@
         </w:tc>
       </w:tr>
     </w:tbl>
-    <w:p/>
     <w:p>
       <w:pPr>
         <w:pStyle w:val="Heading1"/>
+        <w:keepNext/>
+        <w:pageBreakBefore w:val="0"/>
       </w:pPr>
       <w:r>
         <w:t>[Windows/macOS] 소프트웨어 센터 설치 방법</w:t>
@@ -2641,6 +3269,7 @@
     <w:p>
       <w:pPr>
         <w:pStyle w:val="Heading2"/>
+        <w:keepNext/>
       </w:pPr>
       <w:r>
         <w:t>4) 제거 및 다시 설치</w:t>
@@ -2785,6 +3414,8 @@
     <w:p>
       <w:pPr>
         <w:pStyle w:val="Heading1"/>
+        <w:keepNext/>
+        <w:pageBreakBefore w:val="0"/>
       </w:pPr>
       <w:r>
         <w:t>[Windows] 관리자 권한 요청 창이 뜨는 경우</w:t>
@@ -2793,6 +3424,7 @@
     <w:p>
       <w:pPr>
         <w:pStyle w:val="Heading2"/>
+        <w:keepNext/>
       </w:pPr>
       <w:r>
         <w:t>(참고) 소프트웨어 센터 설치 시에는 표시되지 않음</w:t>
@@ -2874,6 +3506,7 @@
     </w:p>
     <w:p>
       <w:pPr>
+        <w:keepNext/>
         <w:ind w:left="360"/>
       </w:pPr>
       <w:r>
@@ -2899,12 +3532,20 @@
         <w:gridCol w:w="4824"/>
       </w:tblGrid>
       <w:tr>
+        <w:trPr>
+          <w:cantSplit/>
+          <w:tblHeader/>
+        </w:trPr>
         <w:tc>
           <w:tcPr>
             <w:tcW w:type="dxa" w:w="4824"/>
             <w:shd w:val="clear" w:color="auto" w:fill="1F3A5F"/>
           </w:tcPr>
           <w:p>
+            <w:pPr>
+              <w:keepNext/>
+              <w:spacing w:after="40" w:before="40"/>
+            </w:pPr>
             <w:r/>
             <w:r>
               <w:rPr>
@@ -2922,6 +3563,10 @@
             <w:shd w:val="clear" w:color="auto" w:fill="1F3A5F"/>
           </w:tcPr>
           <w:p>
+            <w:pPr>
+              <w:keepNext/>
+              <w:spacing w:after="40" w:before="40"/>
+            </w:pPr>
             <w:r/>
             <w:r>
               <w:rPr>
@@ -2935,12 +3580,19 @@
         </w:tc>
       </w:tr>
       <w:tr>
+        <w:trPr>
+          <w:cantSplit/>
+        </w:trPr>
         <w:tc>
           <w:tcPr>
             <w:tcW w:type="dxa" w:w="4824"/>
             <w:shd w:val="clear" w:color="auto" w:fill="EDEFF3"/>
           </w:tcPr>
           <w:p>
+            <w:pPr>
+              <w:keepNext/>
+              <w:spacing w:after="40" w:before="40"/>
+            </w:pPr>
             <w:r/>
             <w:r>
               <w:rPr>
@@ -2956,6 +3608,10 @@
             <w:tcW w:type="dxa" w:w="4824"/>
           </w:tcPr>
           <w:p>
+            <w:pPr>
+              <w:keepNext/>
+              <w:spacing w:after="40" w:before="40"/>
+            </w:pPr>
             <w:r/>
             <w:r>
               <w:rPr>
@@ -2967,12 +3623,19 @@
         </w:tc>
       </w:tr>
       <w:tr>
+        <w:trPr>
+          <w:cantSplit/>
+        </w:trPr>
         <w:tc>
           <w:tcPr>
             <w:tcW w:type="dxa" w:w="4824"/>
             <w:shd w:val="clear" w:color="auto" w:fill="EDEFF3"/>
           </w:tcPr>
           <w:p>
+            <w:pPr>
+              <w:keepNext/>
+              <w:spacing w:after="40" w:before="40"/>
+            </w:pPr>
             <w:r/>
             <w:r>
               <w:rPr>
@@ -2988,6 +3651,10 @@
             <w:tcW w:type="dxa" w:w="4824"/>
           </w:tcPr>
           <w:p>
+            <w:pPr>
+              <w:keepNext/>
+              <w:spacing w:after="40" w:before="40"/>
+            </w:pPr>
             <w:r/>
             <w:r>
               <w:rPr>
@@ -2999,12 +3666,19 @@
         </w:tc>
       </w:tr>
       <w:tr>
+        <w:trPr>
+          <w:cantSplit/>
+        </w:trPr>
         <w:tc>
           <w:tcPr>
             <w:tcW w:type="dxa" w:w="4824"/>
             <w:shd w:val="clear" w:color="auto" w:fill="EDEFF3"/>
           </w:tcPr>
           <w:p>
+            <w:pPr>
+              <w:keepNext w:val="0"/>
+              <w:spacing w:after="40" w:before="40"/>
+            </w:pPr>
             <w:r/>
             <w:r>
               <w:rPr>
@@ -3020,6 +3694,10 @@
             <w:tcW w:type="dxa" w:w="4824"/>
           </w:tcPr>
           <w:p>
+            <w:pPr>
+              <w:keepNext w:val="0"/>
+              <w:spacing w:after="40" w:before="40"/>
+            </w:pPr>
             <w:r/>
             <w:r>
               <w:rPr>
@@ -3031,12 +3709,6 @@
         </w:tc>
       </w:tr>
     </w:tbl>
-    <w:p/>
-    <w:p>
-      <w:r>
-        <w:br w:type="page"/>
-      </w:r>
-    </w:p>
     <w:p>
       <w:pPr>
         <w:pStyle w:val="Heading1"/>
@@ -3048,6 +3720,8 @@
     <w:p>
       <w:pPr>
         <w:pStyle w:val="Heading1"/>
+        <w:keepNext/>
+        <w:pageBreakBefore w:val="0"/>
       </w:pPr>
       <w:r>
         <w:t>[Windows/macOS] 개발 환경 설치 방법</w:t>
@@ -3191,6 +3865,8 @@
     <w:p>
       <w:pPr>
         <w:pStyle w:val="Heading1"/>
+        <w:keepNext/>
+        <w:pageBreakBefore w:val="0"/>
       </w:pPr>
       <w:r>
         <w:t>[Windows/macOS] 개발 환경 설치 방법</w:t>
@@ -3251,11 +3927,6 @@
       </w:r>
     </w:p>
     <w:p>
-      <w:r>
-        <w:br w:type="page"/>
-      </w:r>
-    </w:p>
-    <w:p>
       <w:pPr>
         <w:pStyle w:val="Heading1"/>
       </w:pPr>
@@ -3266,6 +3937,8 @@
     <w:p>
       <w:pPr>
         <w:pStyle w:val="Heading1"/>
+        <w:keepNext/>
+        <w:pageBreakBefore w:val="0"/>
       </w:pPr>
       <w:r>
         <w:t>미승인 SW 설치 요청 방법</w:t>
@@ -3274,6 +3947,7 @@
     <w:p>
       <w:pPr>
         <w:pStyle w:val="Heading2"/>
+        <w:keepNext/>
       </w:pPr>
       <w:r>
         <w:t>1) 설치 요청서 작성</w:t>
@@ -3412,6 +4086,8 @@
     <w:p>
       <w:pPr>
         <w:pStyle w:val="Heading1"/>
+        <w:keepNext/>
+        <w:pageBreakBefore w:val="0"/>
       </w:pPr>
       <w:r>
         <w:t>미승인 SW 설치 요청 방법</w:t>
@@ -3420,6 +4096,7 @@
     <w:p>
       <w:pPr>
         <w:pStyle w:val="Heading2"/>
+        <w:keepNext/>
       </w:pPr>
       <w:r>
         <w:t>2) 보안 검토 대상</w:t>
@@ -3437,12 +4114,20 @@
         <w:gridCol w:w="3216"/>
       </w:tblGrid>
       <w:tr>
+        <w:trPr>
+          <w:cantSplit/>
+          <w:tblHeader/>
+        </w:trPr>
         <w:tc>
           <w:tcPr>
             <w:tcW w:type="dxa" w:w="3216"/>
             <w:shd w:val="clear" w:color="auto" w:fill="1F3A5F"/>
           </w:tcPr>
           <w:p>
+            <w:pPr>
+              <w:keepNext/>
+              <w:spacing w:after="40" w:before="40"/>
+            </w:pPr>
             <w:r/>
             <w:r>
               <w:rPr>
@@ -3460,6 +4145,10 @@
             <w:shd w:val="clear" w:color="auto" w:fill="1F3A5F"/>
           </w:tcPr>
           <w:p>
+            <w:pPr>
+              <w:keepNext/>
+              <w:spacing w:after="40" w:before="40"/>
+            </w:pPr>
             <w:r/>
             <w:r>
               <w:rPr>
@@ -3477,6 +4166,10 @@
             <w:shd w:val="clear" w:color="auto" w:fill="1F3A5F"/>
           </w:tcPr>
           <w:p>
+            <w:pPr>
+              <w:keepNext/>
+              <w:spacing w:after="40" w:before="40"/>
+            </w:pPr>
             <w:r/>
             <w:r>
               <w:rPr>
@@ -3490,12 +4183,19 @@
         </w:tc>
       </w:tr>
       <w:tr>
+        <w:trPr>
+          <w:cantSplit/>
+        </w:trPr>
         <w:tc>
           <w:tcPr>
             <w:tcW w:type="dxa" w:w="3216"/>
             <w:shd w:val="clear" w:color="auto" w:fill="EDEFF3"/>
           </w:tcPr>
           <w:p>
+            <w:pPr>
+              <w:keepNext/>
+              <w:spacing w:after="40" w:before="40"/>
+            </w:pPr>
             <w:r/>
             <w:r>
               <w:rPr>
@@ -3511,6 +4211,10 @@
             <w:tcW w:type="dxa" w:w="3216"/>
           </w:tcPr>
           <w:p>
+            <w:pPr>
+              <w:keepNext/>
+              <w:spacing w:after="40" w:before="40"/>
+            </w:pPr>
             <w:r/>
             <w:r>
               <w:rPr>
@@ -3525,6 +4229,10 @@
             <w:tcW w:type="dxa" w:w="3216"/>
           </w:tcPr>
           <w:p>
+            <w:pPr>
+              <w:keepNext/>
+              <w:spacing w:after="40" w:before="40"/>
+            </w:pPr>
             <w:r/>
             <w:r>
               <w:rPr>
@@ -3536,12 +4244,19 @@
         </w:tc>
       </w:tr>
       <w:tr>
+        <w:trPr>
+          <w:cantSplit/>
+        </w:trPr>
         <w:tc>
           <w:tcPr>
             <w:tcW w:type="dxa" w:w="3216"/>
             <w:shd w:val="clear" w:color="auto" w:fill="EDEFF3"/>
           </w:tcPr>
           <w:p>
+            <w:pPr>
+              <w:keepNext/>
+              <w:spacing w:after="40" w:before="40"/>
+            </w:pPr>
             <w:r/>
             <w:r>
               <w:rPr>
@@ -3557,6 +4272,10 @@
             <w:tcW w:type="dxa" w:w="3216"/>
           </w:tcPr>
           <w:p>
+            <w:pPr>
+              <w:keepNext/>
+              <w:spacing w:after="40" w:before="40"/>
+            </w:pPr>
             <w:r/>
             <w:r>
               <w:rPr>
@@ -3571,6 +4290,10 @@
             <w:tcW w:type="dxa" w:w="3216"/>
           </w:tcPr>
           <w:p>
+            <w:pPr>
+              <w:keepNext/>
+              <w:spacing w:after="40" w:before="40"/>
+            </w:pPr>
             <w:r/>
             <w:r>
               <w:rPr>
@@ -3582,12 +4305,19 @@
         </w:tc>
       </w:tr>
       <w:tr>
+        <w:trPr>
+          <w:cantSplit/>
+        </w:trPr>
         <w:tc>
           <w:tcPr>
             <w:tcW w:type="dxa" w:w="3216"/>
             <w:shd w:val="clear" w:color="auto" w:fill="EDEFF3"/>
           </w:tcPr>
           <w:p>
+            <w:pPr>
+              <w:keepNext/>
+              <w:spacing w:after="40" w:before="40"/>
+            </w:pPr>
             <w:r/>
             <w:r>
               <w:rPr>
@@ -3603,6 +4333,10 @@
             <w:tcW w:type="dxa" w:w="3216"/>
           </w:tcPr>
           <w:p>
+            <w:pPr>
+              <w:keepNext/>
+              <w:spacing w:after="40" w:before="40"/>
+            </w:pPr>
             <w:r/>
             <w:r>
               <w:rPr>
@@ -3617,6 +4351,10 @@
             <w:tcW w:type="dxa" w:w="3216"/>
           </w:tcPr>
           <w:p>
+            <w:pPr>
+              <w:keepNext/>
+              <w:spacing w:after="40" w:before="40"/>
+            </w:pPr>
             <w:r/>
             <w:r>
               <w:rPr>
@@ -3628,12 +4366,19 @@
         </w:tc>
       </w:tr>
       <w:tr>
+        <w:trPr>
+          <w:cantSplit/>
+        </w:trPr>
         <w:tc>
           <w:tcPr>
             <w:tcW w:type="dxa" w:w="3216"/>
             <w:shd w:val="clear" w:color="auto" w:fill="EDEFF3"/>
           </w:tcPr>
           <w:p>
+            <w:pPr>
+              <w:keepNext/>
+              <w:spacing w:after="40" w:before="40"/>
+            </w:pPr>
             <w:r/>
             <w:r>
               <w:rPr>
@@ -3649,6 +4394,10 @@
             <w:tcW w:type="dxa" w:w="3216"/>
           </w:tcPr>
           <w:p>
+            <w:pPr>
+              <w:keepNext/>
+              <w:spacing w:after="40" w:before="40"/>
+            </w:pPr>
             <w:r/>
             <w:r>
               <w:rPr>
@@ -3663,6 +4412,10 @@
             <w:tcW w:type="dxa" w:w="3216"/>
           </w:tcPr>
           <w:p>
+            <w:pPr>
+              <w:keepNext/>
+              <w:spacing w:after="40" w:before="40"/>
+            </w:pPr>
             <w:r/>
             <w:r>
               <w:rPr>
@@ -3674,12 +4427,19 @@
         </w:tc>
       </w:tr>
       <w:tr>
+        <w:trPr>
+          <w:cantSplit/>
+        </w:trPr>
         <w:tc>
           <w:tcPr>
             <w:tcW w:type="dxa" w:w="3216"/>
             <w:shd w:val="clear" w:color="auto" w:fill="EDEFF3"/>
           </w:tcPr>
           <w:p>
+            <w:pPr>
+              <w:keepNext/>
+              <w:spacing w:after="40" w:before="40"/>
+            </w:pPr>
             <w:r/>
             <w:r>
               <w:rPr>
@@ -3695,6 +4455,10 @@
             <w:tcW w:type="dxa" w:w="3216"/>
           </w:tcPr>
           <w:p>
+            <w:pPr>
+              <w:keepNext/>
+              <w:spacing w:after="40" w:before="40"/>
+            </w:pPr>
             <w:r/>
             <w:r>
               <w:rPr>
@@ -3709,6 +4473,10 @@
             <w:tcW w:type="dxa" w:w="3216"/>
           </w:tcPr>
           <w:p>
+            <w:pPr>
+              <w:keepNext/>
+              <w:spacing w:after="40" w:before="40"/>
+            </w:pPr>
             <w:r/>
             <w:r>
               <w:rPr>
@@ -3720,12 +4488,19 @@
         </w:tc>
       </w:tr>
       <w:tr>
+        <w:trPr>
+          <w:cantSplit/>
+        </w:trPr>
         <w:tc>
           <w:tcPr>
             <w:tcW w:type="dxa" w:w="3216"/>
             <w:shd w:val="clear" w:color="auto" w:fill="EDEFF3"/>
           </w:tcPr>
           <w:p>
+            <w:pPr>
+              <w:keepNext w:val="0"/>
+              <w:spacing w:after="40" w:before="40"/>
+            </w:pPr>
             <w:r/>
             <w:r>
               <w:rPr>
@@ -3741,6 +4516,10 @@
             <w:tcW w:type="dxa" w:w="3216"/>
           </w:tcPr>
           <w:p>
+            <w:pPr>
+              <w:keepNext w:val="0"/>
+              <w:spacing w:after="40" w:before="40"/>
+            </w:pPr>
             <w:r/>
             <w:r>
               <w:rPr>
@@ -3755,6 +4534,10 @@
             <w:tcW w:type="dxa" w:w="3216"/>
           </w:tcPr>
           <w:p>
+            <w:pPr>
+              <w:keepNext w:val="0"/>
+              <w:spacing w:after="40" w:before="40"/>
+            </w:pPr>
             <w:r/>
             <w:r>
               <w:rPr>
@@ -3766,7 +4549,6 @@
         </w:tc>
       </w:tr>
     </w:tbl>
-    <w:p/>
     <w:p>
       <w:r>
         <w:rPr/>
@@ -3776,6 +4558,8 @@
     <w:p>
       <w:pPr>
         <w:pStyle w:val="Heading1"/>
+        <w:keepNext/>
+        <w:pageBreakBefore w:val="0"/>
       </w:pPr>
       <w:r>
         <w:t>미승인 SW 설치 요청 방법</w:t>
@@ -3790,6 +4574,9 @@
       </w:r>
     </w:p>
     <w:p>
+      <w:pPr>
+        <w:keepNext/>
+      </w:pPr>
       <w:r>
         <w:rPr/>
         <w:t>STEP 1</w:t>
@@ -3804,18 +4591,27 @@
       </w:r>
     </w:p>
     <w:p>
+      <w:pPr>
+        <w:keepNext/>
+      </w:pPr>
       <w:r>
         <w:rPr/>
         <w:t>요청 번호 생성, hanwha-chat 알림</w:t>
       </w:r>
     </w:p>
     <w:p>
+      <w:pPr>
+        <w:keepNext/>
+      </w:pPr>
       <w:r>
         <w:rPr/>
         <w:t>▶</w:t>
       </w:r>
     </w:p>
     <w:p>
+      <w:pPr>
+        <w:keepNext/>
+      </w:pPr>
       <w:r>
         <w:rPr/>
         <w:t>STEP 2</w:t>
@@ -3830,18 +4626,27 @@
       </w:r>
     </w:p>
     <w:p>
+      <w:pPr>
+        <w:keepNext/>
+      </w:pPr>
       <w:r>
         <w:rPr/>
         <w:t>정보보안팀 평판·라이선스 조건 확인</w:t>
       </w:r>
     </w:p>
     <w:p>
+      <w:pPr>
+        <w:keepNext/>
+      </w:pPr>
       <w:r>
         <w:rPr/>
         <w:t>▶</w:t>
       </w:r>
     </w:p>
     <w:p>
+      <w:pPr>
+        <w:keepNext/>
+      </w:pPr>
       <w:r>
         <w:rPr/>
         <w:t>STEP 3</w:t>
@@ -3856,18 +4661,27 @@
       </w:r>
     </w:p>
     <w:p>
+      <w:pPr>
+        <w:keepNext/>
+      </w:pPr>
       <w:r>
         <w:rPr/>
         <w:t>회사 승인 SW 목록에 추가</w:t>
       </w:r>
     </w:p>
     <w:p>
+      <w:pPr>
+        <w:keepNext/>
+      </w:pPr>
       <w:r>
         <w:rPr/>
         <w:t>▶</w:t>
       </w:r>
     </w:p>
     <w:p>
+      <w:pPr>
+        <w:keepNext/>
+      </w:pPr>
       <w:r>
         <w:rPr/>
         <w:t>STEP 4</w:t>
@@ -3912,6 +4726,8 @@
     <w:p>
       <w:pPr>
         <w:pStyle w:val="Heading1"/>
+        <w:keepNext/>
+        <w:pageBreakBefore w:val="0"/>
       </w:pPr>
       <w:r>
         <w:t>미승인 SW 설치 요청 방법</w:t>
@@ -3920,6 +4736,7 @@
     <w:p>
       <w:pPr>
         <w:pStyle w:val="Heading2"/>
+        <w:keepNext/>
       </w:pPr>
       <w:r>
         <w:t>4) 진행 상황 확인</w:t>
@@ -4024,11 +4841,6 @@
       </w:r>
     </w:p>
     <w:p>
-      <w:r>
-        <w:br w:type="page"/>
-      </w:r>
-    </w:p>
-    <w:p>
       <w:pPr>
         <w:pStyle w:val="Heading1"/>
       </w:pPr>
@@ -4039,6 +4851,8 @@
     <w:p>
       <w:pPr>
         <w:pStyle w:val="Heading1"/>
+        <w:keepNext/>
+        <w:pageBreakBefore w:val="0"/>
       </w:pPr>
       <w:r>
         <w:t>설치 오류 시 조치 방법</w:t>
@@ -4047,6 +4861,7 @@
     <w:p>
       <w:pPr>
         <w:pStyle w:val="Heading2"/>
+        <w:keepNext/>
       </w:pPr>
       <w:r>
         <w:t>1) 증상별 기본 조치</w:t>
@@ -4063,12 +4878,20 @@
         <w:gridCol w:w="4824"/>
       </w:tblGrid>
       <w:tr>
+        <w:trPr>
+          <w:cantSplit/>
+          <w:tblHeader/>
+        </w:trPr>
         <w:tc>
           <w:tcPr>
             <w:tcW w:type="dxa" w:w="4824"/>
             <w:shd w:val="clear" w:color="auto" w:fill="1F3A5F"/>
           </w:tcPr>
           <w:p>
+            <w:pPr>
+              <w:keepNext/>
+              <w:spacing w:after="40" w:before="40"/>
+            </w:pPr>
             <w:r/>
             <w:r>
               <w:rPr>
@@ -4086,6 +4909,10 @@
             <w:shd w:val="clear" w:color="auto" w:fill="1F3A5F"/>
           </w:tcPr>
           <w:p>
+            <w:pPr>
+              <w:keepNext/>
+              <w:spacing w:after="40" w:before="40"/>
+            </w:pPr>
             <w:r/>
             <w:r>
               <w:rPr>
@@ -4099,12 +4926,19 @@
         </w:tc>
       </w:tr>
       <w:tr>
+        <w:trPr>
+          <w:cantSplit/>
+        </w:trPr>
         <w:tc>
           <w:tcPr>
             <w:tcW w:type="dxa" w:w="4824"/>
             <w:shd w:val="clear" w:color="auto" w:fill="EDEFF3"/>
           </w:tcPr>
           <w:p>
+            <w:pPr>
+              <w:keepNext/>
+              <w:spacing w:after="40" w:before="40"/>
+            </w:pPr>
             <w:r/>
             <w:r>
               <w:rPr>
@@ -4120,6 +4954,10 @@
             <w:tcW w:type="dxa" w:w="4824"/>
           </w:tcPr>
           <w:p>
+            <w:pPr>
+              <w:keepNext/>
+              <w:spacing w:after="40" w:before="40"/>
+            </w:pPr>
             <w:r/>
             <w:r>
               <w:rPr>
@@ -4131,12 +4969,19 @@
         </w:tc>
       </w:tr>
       <w:tr>
+        <w:trPr>
+          <w:cantSplit/>
+        </w:trPr>
         <w:tc>
           <w:tcPr>
             <w:tcW w:type="dxa" w:w="4824"/>
             <w:shd w:val="clear" w:color="auto" w:fill="EDEFF3"/>
           </w:tcPr>
           <w:p>
+            <w:pPr>
+              <w:keepNext/>
+              <w:spacing w:after="40" w:before="40"/>
+            </w:pPr>
             <w:r/>
             <w:r>
               <w:rPr>
@@ -4152,6 +4997,10 @@
             <w:tcW w:type="dxa" w:w="4824"/>
           </w:tcPr>
           <w:p>
+            <w:pPr>
+              <w:keepNext/>
+              <w:spacing w:after="40" w:before="40"/>
+            </w:pPr>
             <w:r/>
             <w:r>
               <w:rPr>
@@ -4163,12 +5012,19 @@
         </w:tc>
       </w:tr>
       <w:tr>
+        <w:trPr>
+          <w:cantSplit/>
+        </w:trPr>
         <w:tc>
           <w:tcPr>
             <w:tcW w:type="dxa" w:w="4824"/>
             <w:shd w:val="clear" w:color="auto" w:fill="EDEFF3"/>
           </w:tcPr>
           <w:p>
+            <w:pPr>
+              <w:keepNext/>
+              <w:spacing w:after="40" w:before="40"/>
+            </w:pPr>
             <w:r/>
             <w:r>
               <w:rPr>
@@ -4184,6 +5040,10 @@
             <w:tcW w:type="dxa" w:w="4824"/>
           </w:tcPr>
           <w:p>
+            <w:pPr>
+              <w:keepNext/>
+              <w:spacing w:after="40" w:before="40"/>
+            </w:pPr>
             <w:r/>
             <w:r>
               <w:rPr>
@@ -4195,12 +5055,19 @@
         </w:tc>
       </w:tr>
       <w:tr>
+        <w:trPr>
+          <w:cantSplit/>
+        </w:trPr>
         <w:tc>
           <w:tcPr>
             <w:tcW w:type="dxa" w:w="4824"/>
             <w:shd w:val="clear" w:color="auto" w:fill="EDEFF3"/>
           </w:tcPr>
           <w:p>
+            <w:pPr>
+              <w:keepNext/>
+              <w:spacing w:after="40" w:before="40"/>
+            </w:pPr>
             <w:r/>
             <w:r>
               <w:rPr>
@@ -4216,6 +5083,10 @@
             <w:tcW w:type="dxa" w:w="4824"/>
           </w:tcPr>
           <w:p>
+            <w:pPr>
+              <w:keepNext/>
+              <w:spacing w:after="40" w:before="40"/>
+            </w:pPr>
             <w:r/>
             <w:r>
               <w:rPr>
@@ -4227,12 +5098,19 @@
         </w:tc>
       </w:tr>
       <w:tr>
+        <w:trPr>
+          <w:cantSplit/>
+        </w:trPr>
         <w:tc>
           <w:tcPr>
             <w:tcW w:type="dxa" w:w="4824"/>
             <w:shd w:val="clear" w:color="auto" w:fill="EDEFF3"/>
           </w:tcPr>
           <w:p>
+            <w:pPr>
+              <w:keepNext/>
+              <w:spacing w:after="40" w:before="40"/>
+            </w:pPr>
             <w:r/>
             <w:r>
               <w:rPr>
@@ -4248,6 +5126,10 @@
             <w:tcW w:type="dxa" w:w="4824"/>
           </w:tcPr>
           <w:p>
+            <w:pPr>
+              <w:keepNext/>
+              <w:spacing w:after="40" w:before="40"/>
+            </w:pPr>
             <w:r/>
             <w:r>
               <w:rPr>
@@ -4259,12 +5141,19 @@
         </w:tc>
       </w:tr>
       <w:tr>
+        <w:trPr>
+          <w:cantSplit/>
+        </w:trPr>
         <w:tc>
           <w:tcPr>
             <w:tcW w:type="dxa" w:w="4824"/>
             <w:shd w:val="clear" w:color="auto" w:fill="EDEFF3"/>
           </w:tcPr>
           <w:p>
+            <w:pPr>
+              <w:keepNext w:val="0"/>
+              <w:spacing w:after="40" w:before="40"/>
+            </w:pPr>
             <w:r/>
             <w:r>
               <w:rPr>
@@ -4280,6 +5169,10 @@
             <w:tcW w:type="dxa" w:w="4824"/>
           </w:tcPr>
           <w:p>
+            <w:pPr>
+              <w:keepNext w:val="0"/>
+              <w:spacing w:after="40" w:before="40"/>
+            </w:pPr>
             <w:r/>
             <w:r>
               <w:rPr>
@@ -4291,10 +5184,11 @@
         </w:tc>
       </w:tr>
     </w:tbl>
-    <w:p/>
     <w:p>
       <w:pPr>
         <w:pStyle w:val="Heading1"/>
+        <w:keepNext/>
+        <w:pageBreakBefore w:val="0"/>
       </w:pPr>
       <w:r>
         <w:t>설치 오류 시 조치 방법</w:t>
@@ -4303,6 +5197,7 @@
     <w:p>
       <w:pPr>
         <w:pStyle w:val="Heading2"/>
+        <w:keepNext/>
       </w:pPr>
       <w:r>
         <w:t>2) 문의 시 필요 정보</w:t>
@@ -4319,12 +5214,20 @@
         <w:gridCol w:w="4824"/>
       </w:tblGrid>
       <w:tr>
+        <w:trPr>
+          <w:cantSplit/>
+          <w:tblHeader/>
+        </w:trPr>
         <w:tc>
           <w:tcPr>
             <w:tcW w:type="dxa" w:w="4824"/>
             <w:shd w:val="clear" w:color="auto" w:fill="1F3A5F"/>
           </w:tcPr>
           <w:p>
+            <w:pPr>
+              <w:keepNext/>
+              <w:spacing w:after="40" w:before="40"/>
+            </w:pPr>
             <w:r/>
             <w:r>
               <w:rPr>
@@ -4342,6 +5245,10 @@
             <w:shd w:val="clear" w:color="auto" w:fill="1F3A5F"/>
           </w:tcPr>
           <w:p>
+            <w:pPr>
+              <w:keepNext/>
+              <w:spacing w:after="40" w:before="40"/>
+            </w:pPr>
             <w:r/>
             <w:r>
               <w:rPr>
@@ -4355,12 +5262,19 @@
         </w:tc>
       </w:tr>
       <w:tr>
+        <w:trPr>
+          <w:cantSplit/>
+        </w:trPr>
         <w:tc>
           <w:tcPr>
             <w:tcW w:type="dxa" w:w="4824"/>
             <w:shd w:val="clear" w:color="auto" w:fill="EDEFF3"/>
           </w:tcPr>
           <w:p>
+            <w:pPr>
+              <w:keepNext/>
+              <w:spacing w:after="40" w:before="40"/>
+            </w:pPr>
             <w:r/>
             <w:r>
               <w:rPr>
@@ -4376,6 +5290,10 @@
             <w:tcW w:type="dxa" w:w="4824"/>
           </w:tcPr>
           <w:p>
+            <w:pPr>
+              <w:keepNext/>
+              <w:spacing w:after="40" w:before="40"/>
+            </w:pPr>
             <w:r/>
             <w:r>
               <w:rPr>
@@ -4387,12 +5305,19 @@
         </w:tc>
       </w:tr>
       <w:tr>
+        <w:trPr>
+          <w:cantSplit/>
+        </w:trPr>
         <w:tc>
           <w:tcPr>
             <w:tcW w:type="dxa" w:w="4824"/>
             <w:shd w:val="clear" w:color="auto" w:fill="EDEFF3"/>
           </w:tcPr>
           <w:p>
+            <w:pPr>
+              <w:keepNext/>
+              <w:spacing w:after="40" w:before="40"/>
+            </w:pPr>
             <w:r/>
             <w:r>
               <w:rPr>
@@ -4408,6 +5333,10 @@
             <w:tcW w:type="dxa" w:w="4824"/>
           </w:tcPr>
           <w:p>
+            <w:pPr>
+              <w:keepNext/>
+              <w:spacing w:after="40" w:before="40"/>
+            </w:pPr>
             <w:r/>
             <w:r>
               <w:rPr>
@@ -4419,12 +5348,19 @@
         </w:tc>
       </w:tr>
       <w:tr>
+        <w:trPr>
+          <w:cantSplit/>
+        </w:trPr>
         <w:tc>
           <w:tcPr>
             <w:tcW w:type="dxa" w:w="4824"/>
             <w:shd w:val="clear" w:color="auto" w:fill="EDEFF3"/>
           </w:tcPr>
           <w:p>
+            <w:pPr>
+              <w:keepNext/>
+              <w:spacing w:after="40" w:before="40"/>
+            </w:pPr>
             <w:r/>
             <w:r>
               <w:rPr>
@@ -4440,6 +5376,10 @@
             <w:tcW w:type="dxa" w:w="4824"/>
           </w:tcPr>
           <w:p>
+            <w:pPr>
+              <w:keepNext/>
+              <w:spacing w:after="40" w:before="40"/>
+            </w:pPr>
             <w:r/>
             <w:r>
               <w:rPr>
@@ -4451,12 +5391,19 @@
         </w:tc>
       </w:tr>
       <w:tr>
+        <w:trPr>
+          <w:cantSplit/>
+        </w:trPr>
         <w:tc>
           <w:tcPr>
             <w:tcW w:type="dxa" w:w="4824"/>
             <w:shd w:val="clear" w:color="auto" w:fill="EDEFF3"/>
           </w:tcPr>
           <w:p>
+            <w:pPr>
+              <w:keepNext/>
+              <w:spacing w:after="40" w:before="40"/>
+            </w:pPr>
             <w:r/>
             <w:r>
               <w:rPr>
@@ -4472,6 +5419,10 @@
             <w:tcW w:type="dxa" w:w="4824"/>
           </w:tcPr>
           <w:p>
+            <w:pPr>
+              <w:keepNext/>
+              <w:spacing w:after="40" w:before="40"/>
+            </w:pPr>
             <w:r/>
             <w:r>
               <w:rPr>
@@ -4483,12 +5434,19 @@
         </w:tc>
       </w:tr>
       <w:tr>
+        <w:trPr>
+          <w:cantSplit/>
+        </w:trPr>
         <w:tc>
           <w:tcPr>
             <w:tcW w:type="dxa" w:w="4824"/>
             <w:shd w:val="clear" w:color="auto" w:fill="EDEFF3"/>
           </w:tcPr>
           <w:p>
+            <w:pPr>
+              <w:keepNext/>
+              <w:spacing w:after="40" w:before="40"/>
+            </w:pPr>
             <w:r/>
             <w:r>
               <w:rPr>
@@ -4504,6 +5462,10 @@
             <w:tcW w:type="dxa" w:w="4824"/>
           </w:tcPr>
           <w:p>
+            <w:pPr>
+              <w:keepNext/>
+              <w:spacing w:after="40" w:before="40"/>
+            </w:pPr>
             <w:r/>
             <w:r>
               <w:rPr>
@@ -4515,12 +5477,19 @@
         </w:tc>
       </w:tr>
       <w:tr>
+        <w:trPr>
+          <w:cantSplit/>
+        </w:trPr>
         <w:tc>
           <w:tcPr>
             <w:tcW w:type="dxa" w:w="4824"/>
             <w:shd w:val="clear" w:color="auto" w:fill="EDEFF3"/>
           </w:tcPr>
           <w:p>
+            <w:pPr>
+              <w:keepNext w:val="0"/>
+              <w:spacing w:after="40" w:before="40"/>
+            </w:pPr>
             <w:r/>
             <w:r>
               <w:rPr>
@@ -4536,6 +5505,10 @@
             <w:tcW w:type="dxa" w:w="4824"/>
           </w:tcPr>
           <w:p>
+            <w:pPr>
+              <w:keepNext w:val="0"/>
+              <w:spacing w:after="40" w:before="40"/>
+            </w:pPr>
             <w:r/>
             <w:r>
               <w:rPr>
@@ -4547,7 +5520,6 @@
         </w:tc>
       </w:tr>
     </w:tbl>
-    <w:p/>
     <w:p>
       <w:r>
         <w:rPr/>
@@ -4557,6 +5529,8 @@
     <w:p>
       <w:pPr>
         <w:pStyle w:val="Heading1"/>
+        <w:keepNext/>
+        <w:pageBreakBefore w:val="0"/>
       </w:pPr>
       <w:r>
         <w:t>설치 오류 시 조치 방법</w:t>
@@ -4613,6 +5587,8 @@
     <w:p>
       <w:pPr>
         <w:pStyle w:val="Heading1"/>
+        <w:keepNext/>
+        <w:pageBreakBefore w:val="0"/>
       </w:pPr>
       <w:r>
         <w:t>(참고) 문의 방법</w:t>
@@ -4621,6 +5597,7 @@
     <w:p>
       <w:pPr>
         <w:pStyle w:val="Heading2"/>
+        <w:keepNext/>
       </w:pPr>
       <w:r>
         <w:t>■ 모든 IT 문의는 ITssue 챗봇으로 접수</w:t>
@@ -4638,12 +5615,20 @@
         <w:gridCol w:w="3216"/>
       </w:tblGrid>
       <w:tr>
+        <w:trPr>
+          <w:cantSplit/>
+          <w:tblHeader/>
+        </w:trPr>
         <w:tc>
           <w:tcPr>
             <w:tcW w:type="dxa" w:w="3216"/>
             <w:shd w:val="clear" w:color="auto" w:fill="1F3A5F"/>
           </w:tcPr>
           <w:p>
+            <w:pPr>
+              <w:keepNext/>
+              <w:spacing w:after="40" w:before="40"/>
+            </w:pPr>
             <w:r/>
             <w:r>
               <w:rPr>
@@ -4661,6 +5646,10 @@
             <w:shd w:val="clear" w:color="auto" w:fill="1F3A5F"/>
           </w:tcPr>
           <w:p>
+            <w:pPr>
+              <w:keepNext/>
+              <w:spacing w:after="40" w:before="40"/>
+            </w:pPr>
             <w:r/>
             <w:r>
               <w:rPr>
@@ -4678,6 +5667,10 @@
             <w:shd w:val="clear" w:color="auto" w:fill="1F3A5F"/>
           </w:tcPr>
           <w:p>
+            <w:pPr>
+              <w:keepNext/>
+              <w:spacing w:after="40" w:before="40"/>
+            </w:pPr>
             <w:r/>
             <w:r>
               <w:rPr>
@@ -4691,12 +5684,19 @@
         </w:tc>
       </w:tr>
       <w:tr>
+        <w:trPr>
+          <w:cantSplit/>
+        </w:trPr>
         <w:tc>
           <w:tcPr>
             <w:tcW w:type="dxa" w:w="3216"/>
             <w:shd w:val="clear" w:color="auto" w:fill="EDEFF3"/>
           </w:tcPr>
           <w:p>
+            <w:pPr>
+              <w:keepNext/>
+              <w:spacing w:after="40" w:before="40"/>
+            </w:pPr>
             <w:r/>
             <w:r>
               <w:rPr>
@@ -4712,6 +5712,10 @@
             <w:tcW w:type="dxa" w:w="3216"/>
           </w:tcPr>
           <w:p>
+            <w:pPr>
+              <w:keepNext/>
+              <w:spacing w:after="40" w:before="40"/>
+            </w:pPr>
             <w:r/>
             <w:r>
               <w:rPr>
@@ -4726,6 +5730,10 @@
             <w:tcW w:type="dxa" w:w="3216"/>
           </w:tcPr>
           <w:p>
+            <w:pPr>
+              <w:keepNext/>
+              <w:spacing w:after="40" w:before="40"/>
+            </w:pPr>
             <w:r/>
             <w:r>
               <w:rPr>
@@ -4737,12 +5745,19 @@
         </w:tc>
       </w:tr>
       <w:tr>
+        <w:trPr>
+          <w:cantSplit/>
+        </w:trPr>
         <w:tc>
           <w:tcPr>
             <w:tcW w:type="dxa" w:w="3216"/>
             <w:shd w:val="clear" w:color="auto" w:fill="EDEFF3"/>
           </w:tcPr>
           <w:p>
+            <w:pPr>
+              <w:keepNext/>
+              <w:spacing w:after="40" w:before="40"/>
+            </w:pPr>
             <w:r/>
             <w:r>
               <w:rPr>
@@ -4758,6 +5773,10 @@
             <w:tcW w:type="dxa" w:w="3216"/>
           </w:tcPr>
           <w:p>
+            <w:pPr>
+              <w:keepNext/>
+              <w:spacing w:after="40" w:before="40"/>
+            </w:pPr>
             <w:r/>
             <w:r>
               <w:rPr>
@@ -4772,6 +5791,10 @@
             <w:tcW w:type="dxa" w:w="3216"/>
           </w:tcPr>
           <w:p>
+            <w:pPr>
+              <w:keepNext/>
+              <w:spacing w:after="40" w:before="40"/>
+            </w:pPr>
             <w:r/>
             <w:r>
               <w:rPr>
@@ -4783,12 +5806,19 @@
         </w:tc>
       </w:tr>
       <w:tr>
+        <w:trPr>
+          <w:cantSplit/>
+        </w:trPr>
         <w:tc>
           <w:tcPr>
             <w:tcW w:type="dxa" w:w="3216"/>
             <w:shd w:val="clear" w:color="auto" w:fill="EDEFF3"/>
           </w:tcPr>
           <w:p>
+            <w:pPr>
+              <w:keepNext/>
+              <w:spacing w:after="40" w:before="40"/>
+            </w:pPr>
             <w:r/>
             <w:r>
               <w:rPr>
@@ -4804,6 +5834,10 @@
             <w:tcW w:type="dxa" w:w="3216"/>
           </w:tcPr>
           <w:p>
+            <w:pPr>
+              <w:keepNext/>
+              <w:spacing w:after="40" w:before="40"/>
+            </w:pPr>
             <w:r/>
             <w:r>
               <w:rPr>
@@ -4818,6 +5852,10 @@
             <w:tcW w:type="dxa" w:w="3216"/>
           </w:tcPr>
           <w:p>
+            <w:pPr>
+              <w:keepNext/>
+              <w:spacing w:after="40" w:before="40"/>
+            </w:pPr>
             <w:r/>
             <w:r>
               <w:rPr>
@@ -4829,12 +5867,19 @@
         </w:tc>
       </w:tr>
       <w:tr>
+        <w:trPr>
+          <w:cantSplit/>
+        </w:trPr>
         <w:tc>
           <w:tcPr>
             <w:tcW w:type="dxa" w:w="3216"/>
             <w:shd w:val="clear" w:color="auto" w:fill="EDEFF3"/>
           </w:tcPr>
           <w:p>
+            <w:pPr>
+              <w:keepNext w:val="0"/>
+              <w:spacing w:after="40" w:before="40"/>
+            </w:pPr>
             <w:r/>
             <w:r>
               <w:rPr>
@@ -4850,6 +5895,10 @@
             <w:tcW w:type="dxa" w:w="3216"/>
           </w:tcPr>
           <w:p>
+            <w:pPr>
+              <w:keepNext w:val="0"/>
+              <w:spacing w:after="40" w:before="40"/>
+            </w:pPr>
             <w:r/>
             <w:r>
               <w:rPr>
@@ -4864,6 +5913,10 @@
             <w:tcW w:type="dxa" w:w="3216"/>
           </w:tcPr>
           <w:p>
+            <w:pPr>
+              <w:keepNext w:val="0"/>
+              <w:spacing w:after="40" w:before="40"/>
+            </w:pPr>
             <w:r/>
             <w:r>
               <w:rPr>
@@ -4875,10 +5928,11 @@
         </w:tc>
       </w:tr>
     </w:tbl>
-    <w:p/>
     <w:p>
       <w:pPr>
         <w:pStyle w:val="Heading1"/>
+        <w:keepNext/>
+        <w:pageBreakBefore w:val="0"/>
       </w:pPr>
       <w:r>
         <w:t>(참고) 가상 설정 안내</w:t>
